--- a/Novosibirsk_State_University/Дипломная работа/Отчет.docx
+++ b/Novosibirsk_State_University/Дипломная работа/Отчет.docx
@@ -719,7 +719,23 @@
           <w:szCs w:val="24"/>
           <w:lang w:eastAsia="en-US"/>
         </w:rPr>
-        <w:t xml:space="preserve">266, </w:t>
+        <w:t>266-</w:t>
+      </w:r>
+      <w:r>
+        <w:rPr>
+          <w:rFonts w:eastAsia="Calibri" w:cs="Times New Roman"/>
+          <w:szCs w:val="24"/>
+          <w:lang w:val="en-US" w:eastAsia="en-US"/>
+        </w:rPr>
+        <w:t>IV</w:t>
+      </w:r>
+      <w:r>
+        <w:rPr>
+          <w:rFonts w:eastAsia="Calibri" w:cs="Times New Roman"/>
+          <w:szCs w:val="24"/>
+          <w:lang w:eastAsia="en-US"/>
+        </w:rPr>
+        <w:t xml:space="preserve">, </w:t>
       </w:r>
       <w:r>
         <w:rPr>
@@ -735,7 +751,23 @@
           <w:szCs w:val="24"/>
           <w:lang w:val="en-US" w:eastAsia="en-US"/>
         </w:rPr>
-        <w:t>Gentec</w:t>
+        <w:t>QE</w:t>
+      </w:r>
+      <w:r>
+        <w:rPr>
+          <w:rFonts w:eastAsia="Calibri" w:cs="Times New Roman"/>
+          <w:szCs w:val="24"/>
+          <w:lang w:eastAsia="en-US"/>
+        </w:rPr>
+        <w:t>25</w:t>
+      </w:r>
+      <w:r>
+        <w:rPr>
+          <w:rFonts w:eastAsia="Calibri" w:cs="Times New Roman"/>
+          <w:szCs w:val="24"/>
+          <w:lang w:val="en-US" w:eastAsia="en-US"/>
+        </w:rPr>
+        <w:t>SP</w:t>
       </w:r>
       <w:r>
         <w:rPr>
@@ -751,7 +783,55 @@
           <w:szCs w:val="24"/>
           <w:lang w:val="en-US" w:eastAsia="en-US"/>
         </w:rPr>
-        <w:t>EO</w:t>
+        <w:t>S</w:t>
+      </w:r>
+      <w:r>
+        <w:rPr>
+          <w:rFonts w:eastAsia="Calibri" w:cs="Times New Roman"/>
+          <w:szCs w:val="24"/>
+          <w:lang w:eastAsia="en-US"/>
+        </w:rPr>
+        <w:t>-</w:t>
+      </w:r>
+      <w:r>
+        <w:rPr>
+          <w:rFonts w:eastAsia="Calibri" w:cs="Times New Roman"/>
+          <w:szCs w:val="24"/>
+          <w:lang w:val="en-US" w:eastAsia="en-US"/>
+        </w:rPr>
+        <w:t>MT</w:t>
+      </w:r>
+      <w:r>
+        <w:rPr>
+          <w:rFonts w:eastAsia="Calibri" w:cs="Times New Roman"/>
+          <w:szCs w:val="24"/>
+          <w:lang w:eastAsia="en-US"/>
+        </w:rPr>
+        <w:t>-</w:t>
+      </w:r>
+      <w:r>
+        <w:rPr>
+          <w:rFonts w:eastAsia="Calibri" w:cs="Times New Roman"/>
+          <w:szCs w:val="24"/>
+          <w:lang w:val="en-US" w:eastAsia="en-US"/>
+        </w:rPr>
+        <w:t>D</w:t>
+      </w:r>
+      <w:r>
+        <w:rPr>
+          <w:rFonts w:eastAsia="Calibri" w:cs="Times New Roman"/>
+          <w:szCs w:val="24"/>
+          <w:lang w:eastAsia="en-US"/>
+        </w:rPr>
+        <w:t xml:space="preserve">0 </w:t>
+      </w:r>
+      <w:r>
+        <w:rPr>
+          <w:rFonts w:eastAsia="Calibri" w:cs="Times New Roman"/>
+          <w:szCs w:val="24"/>
+          <w:lang w:eastAsia="en-US"/>
+        </w:rPr>
+        <w:t>и</w:t>
       </w:r>
       <w:r>
         <w:rPr>
@@ -765,49 +845,9 @@
         <w:rPr>
           <w:rFonts w:eastAsia="Calibri" w:cs="Times New Roman"/>
           <w:szCs w:val="24"/>
-          <w:lang w:val="en-US" w:eastAsia="en-US"/>
-        </w:rPr>
-        <w:t>INTEGRA</w:t>
-      </w:r>
-      <w:r>
-        <w:rPr>
-          <w:rFonts w:eastAsia="Calibri" w:cs="Times New Roman"/>
-          <w:szCs w:val="24"/>
-          <w:lang w:eastAsia="en-US"/>
-        </w:rPr>
-        <w:t xml:space="preserve"> и</w:t>
-      </w:r>
-      <w:r>
-        <w:rPr>
-          <w:rFonts w:eastAsia="Calibri" w:cs="Times New Roman"/>
-          <w:szCs w:val="24"/>
-          <w:lang w:eastAsia="en-US"/>
-        </w:rPr>
-        <w:t xml:space="preserve"> </w:t>
-      </w:r>
-      <w:r>
-        <w:rPr>
-          <w:rFonts w:eastAsia="Calibri" w:cs="Times New Roman"/>
-          <w:szCs w:val="24"/>
           <w:lang w:eastAsia="en-US"/>
         </w:rPr>
         <w:t xml:space="preserve">осциллографа </w:t>
-      </w:r>
-      <w:r>
-        <w:rPr>
-          <w:rFonts w:eastAsia="Calibri" w:cs="Times New Roman"/>
-          <w:szCs w:val="24"/>
-          <w:lang w:val="en-US" w:eastAsia="en-US"/>
-        </w:rPr>
-        <w:t>KEYSIGHT</w:t>
-      </w:r>
-      <w:r>
-        <w:rPr>
-          <w:rFonts w:eastAsia="Calibri" w:cs="Times New Roman"/>
-          <w:szCs w:val="24"/>
-          <w:lang w:eastAsia="en-US"/>
-        </w:rPr>
-        <w:t xml:space="preserve"> </w:t>
       </w:r>
       <w:r>
         <w:rPr>

--- a/Novosibirsk_State_University/Дипломная работа/Отчет.docx
+++ b/Novosibirsk_State_University/Дипломная работа/Отчет.docx
@@ -225,8 +225,7 @@
     <w:bookmarkEnd w:id="0"/>
     <w:p>
       <w:pPr>
-        <w:ind w:firstLine="924"/>
-        <w:jc w:val="center"/>
+        <w:ind w:firstLine="0"/>
         <w:rPr>
           <w:rFonts w:eastAsia="Calibri" w:cs="Times New Roman"/>
           <w:szCs w:val="24"/>
@@ -289,6 +288,7 @@
           <w:ilvl w:val="0"/>
           <w:numId w:val="3"/>
         </w:numPr>
+        <w:ind w:left="0" w:firstLine="0"/>
         <w:rPr>
           <w:rFonts w:eastAsia="Calibri" w:cs="Times New Roman"/>
           <w:szCs w:val="24"/>
@@ -327,6 +327,7 @@
           <w:ilvl w:val="0"/>
           <w:numId w:val="3"/>
         </w:numPr>
+        <w:ind w:left="0" w:firstLine="0"/>
         <w:rPr>
           <w:rFonts w:eastAsia="Calibri" w:cs="Times New Roman"/>
           <w:szCs w:val="24"/>
@@ -365,6 +366,7 @@
           <w:ilvl w:val="0"/>
           <w:numId w:val="3"/>
         </w:numPr>
+        <w:ind w:left="0" w:firstLine="0"/>
         <w:rPr>
           <w:rFonts w:eastAsia="Calibri" w:cs="Times New Roman"/>
           <w:szCs w:val="24"/>
@@ -387,6 +389,7 @@
           <w:ilvl w:val="0"/>
           <w:numId w:val="4"/>
         </w:numPr>
+        <w:ind w:left="284" w:hanging="142"/>
         <w:rPr>
           <w:rFonts w:eastAsia="Calibri" w:cs="Times New Roman"/>
           <w:szCs w:val="24"/>
@@ -410,6 +413,7 @@
           <w:ilvl w:val="0"/>
           <w:numId w:val="4"/>
         </w:numPr>
+        <w:ind w:left="284" w:hanging="142"/>
         <w:rPr>
           <w:rFonts w:eastAsia="Calibri" w:cs="Times New Roman"/>
           <w:szCs w:val="24"/>
@@ -522,6 +526,7 @@
           <w:ilvl w:val="0"/>
           <w:numId w:val="4"/>
         </w:numPr>
+        <w:ind w:left="284" w:hanging="142"/>
         <w:rPr>
           <w:rFonts w:eastAsia="Calibri" w:cs="Times New Roman"/>
           <w:szCs w:val="24"/>
@@ -544,6 +549,7 @@
           <w:ilvl w:val="0"/>
           <w:numId w:val="4"/>
         </w:numPr>
+        <w:ind w:left="284" w:hanging="142"/>
         <w:rPr>
           <w:rFonts w:eastAsia="Calibri" w:cs="Times New Roman"/>
           <w:szCs w:val="24"/>
@@ -567,6 +573,7 @@
           <w:ilvl w:val="0"/>
           <w:numId w:val="3"/>
         </w:numPr>
+        <w:ind w:left="0" w:firstLine="0"/>
         <w:rPr>
           <w:rFonts w:eastAsia="Calibri" w:cs="Times New Roman"/>
           <w:szCs w:val="24"/>
@@ -587,8 +594,9 @@
         <w:pStyle w:val="a7"/>
         <w:numPr>
           <w:ilvl w:val="0"/>
-          <w:numId w:val="7"/>
+          <w:numId w:val="4"/>
         </w:numPr>
+        <w:ind w:left="284" w:hanging="142"/>
         <w:rPr>
           <w:rFonts w:eastAsia="Calibri" w:cs="Times New Roman"/>
           <w:szCs w:val="24"/>
@@ -649,8 +657,9 @@
         <w:pStyle w:val="a7"/>
         <w:numPr>
           <w:ilvl w:val="0"/>
-          <w:numId w:val="7"/>
+          <w:numId w:val="4"/>
         </w:numPr>
+        <w:ind w:left="284" w:hanging="142"/>
         <w:rPr>
           <w:rFonts w:eastAsia="Calibri" w:cs="Times New Roman"/>
           <w:szCs w:val="24"/>
@@ -709,7 +718,7 @@
         <w:rPr>
           <w:rFonts w:eastAsia="Calibri" w:cs="Times New Roman"/>
           <w:szCs w:val="24"/>
-          <w:lang w:val="en-US" w:eastAsia="en-US"/>
+          <w:lang w:eastAsia="en-US"/>
         </w:rPr>
         <w:t>M</w:t>
       </w:r>
@@ -725,7 +734,7 @@
         <w:rPr>
           <w:rFonts w:eastAsia="Calibri" w:cs="Times New Roman"/>
           <w:szCs w:val="24"/>
-          <w:lang w:val="en-US" w:eastAsia="en-US"/>
+          <w:lang w:eastAsia="en-US"/>
         </w:rPr>
         <w:t>IV</w:t>
       </w:r>
@@ -749,7 +758,7 @@
         <w:rPr>
           <w:rFonts w:eastAsia="Calibri" w:cs="Times New Roman"/>
           <w:szCs w:val="24"/>
-          <w:lang w:val="en-US" w:eastAsia="en-US"/>
+          <w:lang w:eastAsia="en-US"/>
         </w:rPr>
         <w:t>QE</w:t>
       </w:r>
@@ -765,7 +774,7 @@
         <w:rPr>
           <w:rFonts w:eastAsia="Calibri" w:cs="Times New Roman"/>
           <w:szCs w:val="24"/>
-          <w:lang w:val="en-US" w:eastAsia="en-US"/>
+          <w:lang w:eastAsia="en-US"/>
         </w:rPr>
         <w:t>SP</w:t>
       </w:r>
@@ -781,7 +790,7 @@
         <w:rPr>
           <w:rFonts w:eastAsia="Calibri" w:cs="Times New Roman"/>
           <w:szCs w:val="24"/>
-          <w:lang w:val="en-US" w:eastAsia="en-US"/>
+          <w:lang w:eastAsia="en-US"/>
         </w:rPr>
         <w:t>S</w:t>
       </w:r>
@@ -797,7 +806,7 @@
         <w:rPr>
           <w:rFonts w:eastAsia="Calibri" w:cs="Times New Roman"/>
           <w:szCs w:val="24"/>
-          <w:lang w:val="en-US" w:eastAsia="en-US"/>
+          <w:lang w:eastAsia="en-US"/>
         </w:rPr>
         <w:t>MT</w:t>
       </w:r>
@@ -813,7 +822,7 @@
         <w:rPr>
           <w:rFonts w:eastAsia="Calibri" w:cs="Times New Roman"/>
           <w:szCs w:val="24"/>
-          <w:lang w:val="en-US" w:eastAsia="en-US"/>
+          <w:lang w:eastAsia="en-US"/>
         </w:rPr>
         <w:t>D</w:t>
       </w:r>
@@ -853,7 +862,7 @@
         <w:rPr>
           <w:rFonts w:eastAsia="Calibri" w:cs="Times New Roman"/>
           <w:szCs w:val="24"/>
-          <w:lang w:val="en-US" w:eastAsia="en-US"/>
+          <w:lang w:eastAsia="en-US"/>
         </w:rPr>
         <w:t>MSOX</w:t>
       </w:r>
@@ -869,7 +878,7 @@
         <w:rPr>
           <w:rFonts w:eastAsia="Calibri" w:cs="Times New Roman"/>
           <w:szCs w:val="24"/>
-          <w:lang w:val="en-US" w:eastAsia="en-US"/>
+          <w:lang w:eastAsia="en-US"/>
         </w:rPr>
         <w:t>A</w:t>
       </w:r>
@@ -887,8 +896,9 @@
         <w:pStyle w:val="a7"/>
         <w:numPr>
           <w:ilvl w:val="0"/>
-          <w:numId w:val="7"/>
+          <w:numId w:val="4"/>
         </w:numPr>
+        <w:ind w:left="284" w:hanging="142"/>
         <w:rPr>
           <w:rFonts w:eastAsia="Calibri" w:cs="Times New Roman"/>
           <w:szCs w:val="24"/>
@@ -941,8 +951,9 @@
         <w:pStyle w:val="a7"/>
         <w:numPr>
           <w:ilvl w:val="0"/>
-          <w:numId w:val="7"/>
+          <w:numId w:val="4"/>
         </w:numPr>
+        <w:ind w:left="284" w:hanging="142"/>
         <w:rPr>
           <w:rFonts w:eastAsia="Calibri" w:cs="Times New Roman"/>
           <w:szCs w:val="24"/>
@@ -963,8 +974,9 @@
         <w:pStyle w:val="a7"/>
         <w:numPr>
           <w:ilvl w:val="0"/>
-          <w:numId w:val="7"/>
+          <w:numId w:val="4"/>
         </w:numPr>
+        <w:ind w:left="284" w:hanging="142"/>
         <w:rPr>
           <w:rFonts w:eastAsia="Calibri" w:cs="Times New Roman"/>
           <w:szCs w:val="24"/>
@@ -1029,34 +1041,174 @@
           <w:lang w:eastAsia="en-US"/>
         </w:rPr>
       </w:pPr>
+      <w:bookmarkStart w:id="3" w:name="_Hlk217003692"/>
+      <w:bookmarkStart w:id="4" w:name="_Hlk217004293"/>
+      <w:r>
+        <w:rPr>
+          <w:rFonts w:eastAsia="Calibri" w:cs="Times New Roman"/>
+          <w:szCs w:val="24"/>
+          <w:lang w:eastAsia="en-US"/>
+        </w:rPr>
+        <w:t>«_____</w:t>
+      </w:r>
+      <w:bookmarkStart w:id="5" w:name="_Hlk201831473"/>
+      <w:r>
+        <w:rPr>
+          <w:rFonts w:eastAsia="Calibri" w:cs="Times New Roman"/>
+          <w:szCs w:val="24"/>
+          <w:lang w:eastAsia="en-US"/>
+        </w:rPr>
+        <w:t>»</w:t>
+      </w:r>
+      <w:bookmarkEnd w:id="5"/>
+      <w:r>
+        <w:rPr>
+          <w:rFonts w:eastAsia="Calibri" w:cs="Times New Roman"/>
+          <w:szCs w:val="24"/>
+          <w:lang w:eastAsia="en-US"/>
+        </w:rPr>
+        <w:t>___________20____г.        ________________________(______________________)</w:t>
+      </w:r>
     </w:p>
     <w:p>
       <w:pPr>
         <w:ind w:firstLine="0"/>
         <w:rPr>
-          <w:rFonts w:eastAsia="Calibri" w:cs="Times New Roman"/>
-          <w:szCs w:val="24"/>
-          <w:u w:val="single"/>
-          <w:lang w:eastAsia="en-US"/>
-        </w:rPr>
-      </w:pPr>
-      <w:bookmarkStart w:id="3" w:name="_Hlk209610694"/>
-      <w:r>
-        <w:rPr>
-          <w:rFonts w:eastAsia="Calibri" w:cs="Times New Roman"/>
-          <w:szCs w:val="24"/>
-          <w:lang w:eastAsia="en-US"/>
-        </w:rPr>
-        <w:t>«</w:t>
-      </w:r>
-      <w:r>
-        <w:rPr>
-          <w:rFonts w:eastAsia="Calibri" w:cs="Times New Roman"/>
-          <w:szCs w:val="24"/>
-          <w:u w:val="single"/>
-          <w:lang w:eastAsia="en-US"/>
-        </w:rPr>
-        <w:t xml:space="preserve">        </w:t>
+          <w:rFonts w:eastAsia="Times New Roman" w:cs="Times New Roman"/>
+          <w:sz w:val="20"/>
+          <w:szCs w:val="20"/>
+        </w:rPr>
+      </w:pPr>
+      <w:r>
+        <w:rPr>
+          <w:rFonts w:eastAsia="Times New Roman" w:cs="Times New Roman"/>
+          <w:sz w:val="20"/>
+          <w:szCs w:val="20"/>
+        </w:rPr>
+        <w:t xml:space="preserve">                                                                                   </w:t>
+      </w:r>
+      <w:bookmarkStart w:id="6" w:name="_Hlk217003261"/>
+      <w:r>
+        <w:rPr>
+          <w:rFonts w:eastAsia="Times New Roman" w:cs="Times New Roman"/>
+          <w:sz w:val="20"/>
+          <w:szCs w:val="20"/>
+        </w:rPr>
+        <w:t xml:space="preserve">подпись студента  </w:t>
+      </w:r>
+      <w:bookmarkStart w:id="7" w:name="_Hlk201830822"/>
+      <w:r>
+        <w:rPr>
+          <w:rFonts w:eastAsia="Times New Roman" w:cs="Times New Roman"/>
+          <w:sz w:val="20"/>
+          <w:szCs w:val="20"/>
+        </w:rPr>
+        <w:t xml:space="preserve">          </w:t>
+      </w:r>
+      <w:bookmarkStart w:id="8" w:name="_Hlk201831145"/>
+      <w:r>
+        <w:rPr>
+          <w:rFonts w:eastAsia="Times New Roman" w:cs="Times New Roman"/>
+          <w:sz w:val="20"/>
+          <w:szCs w:val="20"/>
+        </w:rPr>
+        <w:t xml:space="preserve">    </w:t>
+      </w:r>
+      <w:bookmarkEnd w:id="7"/>
+      <w:r>
+        <w:rPr>
+          <w:rFonts w:eastAsia="Times New Roman" w:cs="Times New Roman"/>
+          <w:sz w:val="20"/>
+          <w:szCs w:val="20"/>
+        </w:rPr>
+        <w:t xml:space="preserve">    </w:t>
+      </w:r>
+      <w:bookmarkEnd w:id="8"/>
+      <w:r>
+        <w:rPr>
+          <w:rFonts w:eastAsia="Times New Roman" w:cs="Times New Roman"/>
+          <w:sz w:val="20"/>
+          <w:szCs w:val="20"/>
+        </w:rPr>
+        <w:t xml:space="preserve">    расшифровка подписи</w:t>
+      </w:r>
+    </w:p>
+    <w:bookmarkEnd w:id="3"/>
+    <w:bookmarkEnd w:id="6"/>
+    <w:p>
+      <w:pPr>
+        <w:ind w:firstLine="0"/>
+        <w:rPr>
+          <w:rFonts w:eastAsia="Calibri" w:cs="Times New Roman"/>
+          <w:b/>
+          <w:bCs/>
+          <w:szCs w:val="24"/>
+          <w:lang w:eastAsia="en-US"/>
+        </w:rPr>
+      </w:pPr>
+      <w:r>
+        <w:rPr>
+          <w:rFonts w:eastAsia="Calibri" w:cs="Times New Roman"/>
+          <w:b/>
+          <w:bCs/>
+          <w:szCs w:val="24"/>
+          <w:lang w:eastAsia="en-US"/>
+        </w:rPr>
+        <w:t>Отзыв научного руководителя:</w:t>
+      </w:r>
+    </w:p>
+    <w:p>
+      <w:pPr>
+        <w:ind w:firstLine="0"/>
+        <w:rPr>
+          <w:rFonts w:eastAsia="Calibri" w:cs="Times New Roman"/>
+          <w:szCs w:val="24"/>
+          <w:lang w:eastAsia="en-US"/>
+        </w:rPr>
+      </w:pPr>
+      <w:r>
+        <w:rPr>
+          <w:szCs w:val="24"/>
+        </w:rPr>
+        <w:t>_______________________________________________________________________________________________________________________________________________________________________________________________________________________________________</w:t>
+      </w:r>
+    </w:p>
+    <w:p>
+      <w:pPr>
+        <w:ind w:firstLine="0"/>
+        <w:rPr>
+          <w:rFonts w:eastAsia="Calibri" w:cs="Times New Roman"/>
+          <w:sz w:val="20"/>
+          <w:szCs w:val="20"/>
+          <w:lang w:eastAsia="en-US"/>
+        </w:rPr>
+      </w:pPr>
+    </w:p>
+    <w:p>
+      <w:pPr>
+        <w:ind w:firstLine="0"/>
+        <w:rPr>
+          <w:rFonts w:eastAsia="Calibri" w:cs="Times New Roman"/>
+          <w:szCs w:val="24"/>
+          <w:lang w:eastAsia="en-US"/>
+        </w:rPr>
+      </w:pPr>
+      <w:bookmarkStart w:id="9" w:name="_Hlk217003516"/>
+      <w:r>
+        <w:rPr>
+          <w:rFonts w:eastAsia="Calibri" w:cs="Times New Roman"/>
+          <w:szCs w:val="24"/>
+          <w:lang w:eastAsia="en-US"/>
+        </w:rPr>
+        <w:t>Оценка работы студента за отчетный период с «</w:t>
+      </w:r>
+      <w:r>
+        <w:rPr>
+          <w:rFonts w:eastAsia="Calibri" w:cs="Times New Roman"/>
+          <w:szCs w:val="24"/>
+          <w:lang w:eastAsia="en-US"/>
+        </w:rPr>
+        <w:t>____</w:t>
       </w:r>
       <w:r>
         <w:rPr>
@@ -1070,10 +1222,9 @@
         <w:rPr>
           <w:rFonts w:eastAsia="Calibri" w:cs="Times New Roman"/>
           <w:szCs w:val="24"/>
-          <w:u w:val="single"/>
-          <w:lang w:eastAsia="en-US"/>
-        </w:rPr>
-        <w:t xml:space="preserve">                        </w:t>
+          <w:lang w:eastAsia="en-US"/>
+        </w:rPr>
+        <w:t>____</w:t>
       </w:r>
       <w:r>
         <w:rPr>
@@ -1087,10 +1238,57 @@
         <w:rPr>
           <w:rFonts w:eastAsia="Calibri" w:cs="Times New Roman"/>
           <w:szCs w:val="24"/>
-          <w:u w:val="single"/>
-          <w:lang w:eastAsia="en-US"/>
-        </w:rPr>
-        <w:t xml:space="preserve">        </w:t>
+          <w:lang w:eastAsia="en-US"/>
+        </w:rPr>
+        <w:t>____</w:t>
+      </w:r>
+      <w:r>
+        <w:rPr>
+          <w:rFonts w:eastAsia="Calibri" w:cs="Times New Roman"/>
+          <w:szCs w:val="24"/>
+          <w:lang w:eastAsia="en-US"/>
+        </w:rPr>
+        <w:t>г. по «</w:t>
+      </w:r>
+      <w:r>
+        <w:rPr>
+          <w:rFonts w:eastAsia="Calibri" w:cs="Times New Roman"/>
+          <w:szCs w:val="24"/>
+          <w:lang w:eastAsia="en-US"/>
+        </w:rPr>
+        <w:t>____</w:t>
+      </w:r>
+      <w:r>
+        <w:rPr>
+          <w:rFonts w:eastAsia="Calibri" w:cs="Times New Roman"/>
+          <w:szCs w:val="24"/>
+          <w:lang w:eastAsia="en-US"/>
+        </w:rPr>
+        <w:t>»</w:t>
+      </w:r>
+      <w:r>
+        <w:rPr>
+          <w:rFonts w:eastAsia="Calibri" w:cs="Times New Roman"/>
+          <w:szCs w:val="24"/>
+          <w:lang w:eastAsia="en-US"/>
+        </w:rPr>
+        <w:t>____</w:t>
+      </w:r>
+      <w:r>
+        <w:rPr>
+          <w:rFonts w:eastAsia="Calibri" w:cs="Times New Roman"/>
+          <w:szCs w:val="24"/>
+          <w:lang w:eastAsia="en-US"/>
+        </w:rPr>
+        <w:t>20</w:t>
+      </w:r>
+      <w:r>
+        <w:rPr>
+          <w:rFonts w:eastAsia="Calibri" w:cs="Times New Roman"/>
+          <w:szCs w:val="24"/>
+          <w:lang w:eastAsia="en-US"/>
+        </w:rPr>
+        <w:t>____</w:t>
       </w:r>
       <w:r>
         <w:rPr>
@@ -1100,20 +1298,31 @@
         </w:rPr>
         <w:t>г.</w:t>
       </w:r>
-      <w:bookmarkEnd w:id="3"/>
-      <w:r>
-        <w:rPr>
-          <w:rFonts w:eastAsia="Calibri" w:cs="Times New Roman"/>
-          <w:szCs w:val="24"/>
-          <w:lang w:eastAsia="en-US"/>
-        </w:rPr>
-        <w:t xml:space="preserve">       </w:t>
-      </w:r>
-      <w:r>
-        <w:rPr>
-          <w:rFonts w:eastAsia="Calibri" w:cs="Times New Roman"/>
-          <w:szCs w:val="24"/>
-          <w:u w:val="single"/>
+    </w:p>
+    <w:bookmarkEnd w:id="9"/>
+    <w:p>
+      <w:pPr>
+        <w:ind w:firstLine="0"/>
+        <w:rPr>
+          <w:rFonts w:eastAsia="Calibri" w:cs="Times New Roman"/>
+          <w:szCs w:val="24"/>
+          <w:lang w:eastAsia="en-US"/>
+        </w:rPr>
+      </w:pPr>
+      <w:r>
+        <w:rPr>
+          <w:rFonts w:eastAsia="Calibri" w:cs="Times New Roman"/>
+          <w:i/>
+          <w:iCs/>
+          <w:szCs w:val="24"/>
+          <w:lang w:eastAsia="en-US"/>
+        </w:rPr>
+        <w:t>Оценка:</w:t>
+      </w:r>
+      <w:r>
+        <w:rPr>
+          <w:rFonts w:eastAsia="Calibri" w:cs="Times New Roman"/>
+          <w:szCs w:val="24"/>
           <w:lang w:eastAsia="en-US"/>
         </w:rPr>
         <w:t xml:space="preserve"> </w:t>
@@ -1122,55 +1331,385 @@
         <w:rPr>
           <w:rFonts w:eastAsia="Calibri" w:cs="Times New Roman"/>
           <w:szCs w:val="24"/>
-          <w:u w:val="single"/>
-          <w:lang w:eastAsia="en-US"/>
-        </w:rPr>
-        <w:t xml:space="preserve">                                                       </w:t>
-      </w:r>
-      <w:r>
-        <w:rPr>
-          <w:rFonts w:eastAsia="Calibri" w:cs="Times New Roman"/>
-          <w:szCs w:val="24"/>
-          <w:u w:val="single"/>
-          <w:lang w:eastAsia="en-US"/>
-        </w:rPr>
-        <w:t>(</w:t>
-      </w:r>
-      <w:r>
-        <w:rPr>
-          <w:rFonts w:eastAsia="Calibri" w:cs="Times New Roman"/>
-          <w:szCs w:val="24"/>
-          <w:u w:val="single"/>
-          <w:lang w:eastAsia="en-US"/>
-        </w:rPr>
-        <w:t xml:space="preserve">          </w:t>
-      </w:r>
-      <w:r>
-        <w:rPr>
-          <w:rFonts w:eastAsia="Calibri" w:cs="Times New Roman"/>
-          <w:szCs w:val="24"/>
-          <w:u w:val="single"/>
-          <w:lang w:eastAsia="en-US"/>
-        </w:rPr>
-        <w:t>Климов Б. А.</w:t>
-      </w:r>
-      <w:r>
-        <w:rPr>
-          <w:rFonts w:eastAsia="Calibri" w:cs="Times New Roman"/>
-          <w:szCs w:val="24"/>
-          <w:u w:val="single"/>
-          <w:lang w:eastAsia="en-US"/>
+          <w:lang w:eastAsia="en-US"/>
+        </w:rPr>
+        <w:t xml:space="preserve"> </w:t>
+      </w:r>
+      <w:r>
+        <w:rPr>
+          <w:rFonts w:eastAsia="Calibri" w:cs="Times New Roman"/>
+          <w:szCs w:val="24"/>
+          <w:lang w:eastAsia="en-US"/>
+        </w:rPr>
+        <w:t>_____________________________________________________________________</w:t>
+      </w:r>
+    </w:p>
+    <w:p>
+      <w:pPr>
+        <w:ind w:firstLine="0"/>
+        <w:rPr>
+          <w:rFonts w:eastAsia="Calibri" w:cs="Times New Roman"/>
+          <w:szCs w:val="24"/>
+          <w:lang w:eastAsia="en-US"/>
+        </w:rPr>
+      </w:pPr>
+      <w:bookmarkStart w:id="10" w:name="_Hlk217003880"/>
+      <w:r>
+        <w:rPr>
+          <w:rFonts w:eastAsia="Calibri" w:cs="Times New Roman"/>
+          <w:szCs w:val="24"/>
+          <w:lang w:eastAsia="en-US"/>
+        </w:rPr>
+        <w:lastRenderedPageBreak/>
+        <w:t>Научный руководитель</w:t>
+      </w:r>
+      <w:r>
+        <w:rPr>
+          <w:rFonts w:eastAsia="Calibri" w:cs="Times New Roman"/>
+          <w:szCs w:val="24"/>
+          <w:lang w:eastAsia="en-US"/>
+        </w:rPr>
+        <w:t xml:space="preserve">                  </w:t>
+      </w:r>
+      <w:r>
+        <w:rPr>
+          <w:rFonts w:eastAsia="Calibri" w:cs="Times New Roman"/>
+          <w:szCs w:val="24"/>
+          <w:lang w:eastAsia="en-US"/>
+        </w:rPr>
+        <w:t>________________________(______________________)</w:t>
+      </w:r>
+    </w:p>
+    <w:p>
+      <w:pPr>
+        <w:ind w:firstLine="0"/>
+        <w:rPr>
+          <w:rFonts w:eastAsia="Times New Roman" w:cs="Times New Roman"/>
+          <w:sz w:val="20"/>
+          <w:szCs w:val="20"/>
+        </w:rPr>
+      </w:pPr>
+      <w:r>
+        <w:rPr>
+          <w:rFonts w:eastAsia="Times New Roman" w:cs="Times New Roman"/>
+          <w:sz w:val="20"/>
+          <w:szCs w:val="20"/>
+        </w:rPr>
+        <w:t xml:space="preserve">                                                             </w:t>
+      </w:r>
+      <w:r>
+        <w:rPr>
+          <w:rFonts w:eastAsia="Times New Roman" w:cs="Times New Roman"/>
+          <w:sz w:val="20"/>
+          <w:szCs w:val="20"/>
+        </w:rPr>
+        <w:t xml:space="preserve">   </w:t>
+      </w:r>
+      <w:r>
+        <w:rPr>
+          <w:rFonts w:eastAsia="Times New Roman" w:cs="Times New Roman"/>
+          <w:sz w:val="20"/>
+          <w:szCs w:val="20"/>
+        </w:rPr>
+        <w:t xml:space="preserve">               </w:t>
+      </w:r>
+      <w:bookmarkStart w:id="11" w:name="_Hlk201832386"/>
+      <w:r>
+        <w:rPr>
+          <w:rFonts w:eastAsia="Times New Roman" w:cs="Times New Roman"/>
+          <w:sz w:val="20"/>
+          <w:szCs w:val="20"/>
         </w:rPr>
         <w:t xml:space="preserve">           </w:t>
       </w:r>
-      <w:r>
-        <w:rPr>
-          <w:rFonts w:eastAsia="Calibri" w:cs="Times New Roman"/>
-          <w:szCs w:val="24"/>
-          <w:u w:val="single"/>
-          <w:lang w:eastAsia="en-US"/>
-        </w:rPr>
-        <w:t>)</w:t>
+      <w:bookmarkEnd w:id="11"/>
+      <w:r>
+        <w:rPr>
+          <w:rFonts w:eastAsia="Times New Roman" w:cs="Times New Roman"/>
+          <w:sz w:val="20"/>
+          <w:szCs w:val="20"/>
+        </w:rPr>
+        <w:t xml:space="preserve">  </w:t>
+      </w:r>
+      <w:r>
+        <w:rPr>
+          <w:rFonts w:eastAsia="Times New Roman" w:cs="Times New Roman"/>
+          <w:sz w:val="20"/>
+          <w:szCs w:val="20"/>
+        </w:rPr>
+        <w:t>подпись</w:t>
+      </w:r>
+      <w:r>
+        <w:rPr>
+          <w:rFonts w:eastAsia="Times New Roman" w:cs="Times New Roman"/>
+          <w:sz w:val="20"/>
+          <w:szCs w:val="20"/>
+        </w:rPr>
+        <w:t xml:space="preserve">            </w:t>
+      </w:r>
+      <w:r>
+        <w:rPr>
+          <w:rFonts w:eastAsia="Times New Roman" w:cs="Times New Roman"/>
+          <w:sz w:val="20"/>
+          <w:szCs w:val="20"/>
+        </w:rPr>
+        <w:t xml:space="preserve">    </w:t>
+      </w:r>
+      <w:r>
+        <w:rPr>
+          <w:rFonts w:eastAsia="Times New Roman" w:cs="Times New Roman"/>
+          <w:sz w:val="20"/>
+          <w:szCs w:val="20"/>
+        </w:rPr>
+        <w:t xml:space="preserve">               </w:t>
+      </w:r>
+      <w:r>
+        <w:rPr>
+          <w:rFonts w:eastAsia="Times New Roman" w:cs="Times New Roman"/>
+          <w:sz w:val="20"/>
+          <w:szCs w:val="20"/>
+        </w:rPr>
+        <w:t>расшифровка подписи</w:t>
+      </w:r>
+    </w:p>
+    <w:bookmarkEnd w:id="10"/>
+    <w:p>
+      <w:pPr>
+        <w:ind w:firstLine="0"/>
+        <w:rPr>
+          <w:rFonts w:eastAsia="Calibri" w:cs="Times New Roman"/>
+          <w:sz w:val="20"/>
+          <w:szCs w:val="20"/>
+          <w:lang w:eastAsia="en-US"/>
+        </w:rPr>
+      </w:pPr>
+    </w:p>
+    <w:p>
+      <w:pPr>
+        <w:ind w:firstLine="0"/>
+        <w:rPr>
+          <w:rFonts w:eastAsia="Calibri" w:cs="Times New Roman"/>
+          <w:szCs w:val="24"/>
+          <w:lang w:eastAsia="en-US"/>
+        </w:rPr>
+      </w:pPr>
+      <w:r>
+        <w:rPr>
+          <w:rFonts w:eastAsia="Calibri" w:cs="Times New Roman"/>
+          <w:szCs w:val="24"/>
+          <w:lang w:eastAsia="en-US"/>
+        </w:rPr>
+        <w:t>Оценка работы студента за отчетный период с «</w:t>
+      </w:r>
+      <w:r>
+        <w:rPr>
+          <w:rFonts w:eastAsia="Calibri" w:cs="Times New Roman"/>
+          <w:szCs w:val="24"/>
+          <w:lang w:eastAsia="en-US"/>
+        </w:rPr>
+        <w:t>____</w:t>
+      </w:r>
+      <w:r>
+        <w:rPr>
+          <w:rFonts w:eastAsia="Calibri" w:cs="Times New Roman"/>
+          <w:szCs w:val="24"/>
+          <w:lang w:eastAsia="en-US"/>
+        </w:rPr>
+        <w:t>»</w:t>
+      </w:r>
+      <w:r>
+        <w:rPr>
+          <w:rFonts w:eastAsia="Calibri" w:cs="Times New Roman"/>
+          <w:szCs w:val="24"/>
+          <w:lang w:eastAsia="en-US"/>
+        </w:rPr>
+        <w:t>____</w:t>
+      </w:r>
+      <w:r>
+        <w:rPr>
+          <w:rFonts w:eastAsia="Calibri" w:cs="Times New Roman"/>
+          <w:szCs w:val="24"/>
+          <w:lang w:eastAsia="en-US"/>
+        </w:rPr>
+        <w:t>20</w:t>
+      </w:r>
+      <w:r>
+        <w:rPr>
+          <w:rFonts w:eastAsia="Calibri" w:cs="Times New Roman"/>
+          <w:szCs w:val="24"/>
+          <w:lang w:eastAsia="en-US"/>
+        </w:rPr>
+        <w:t>____</w:t>
+      </w:r>
+      <w:r>
+        <w:rPr>
+          <w:rFonts w:eastAsia="Calibri" w:cs="Times New Roman"/>
+          <w:szCs w:val="24"/>
+          <w:lang w:eastAsia="en-US"/>
+        </w:rPr>
+        <w:t>г. по «</w:t>
+      </w:r>
+      <w:r>
+        <w:rPr>
+          <w:rFonts w:eastAsia="Calibri" w:cs="Times New Roman"/>
+          <w:szCs w:val="24"/>
+          <w:lang w:eastAsia="en-US"/>
+        </w:rPr>
+        <w:t>____</w:t>
+      </w:r>
+      <w:r>
+        <w:rPr>
+          <w:rFonts w:eastAsia="Calibri" w:cs="Times New Roman"/>
+          <w:szCs w:val="24"/>
+          <w:lang w:eastAsia="en-US"/>
+        </w:rPr>
+        <w:t>»</w:t>
+      </w:r>
+      <w:r>
+        <w:rPr>
+          <w:rFonts w:eastAsia="Calibri" w:cs="Times New Roman"/>
+          <w:szCs w:val="24"/>
+          <w:lang w:eastAsia="en-US"/>
+        </w:rPr>
+        <w:t>____</w:t>
+      </w:r>
+      <w:r>
+        <w:rPr>
+          <w:rFonts w:eastAsia="Calibri" w:cs="Times New Roman"/>
+          <w:szCs w:val="24"/>
+          <w:lang w:eastAsia="en-US"/>
+        </w:rPr>
+        <w:t>20</w:t>
+      </w:r>
+      <w:r>
+        <w:rPr>
+          <w:rFonts w:eastAsia="Calibri" w:cs="Times New Roman"/>
+          <w:szCs w:val="24"/>
+          <w:lang w:eastAsia="en-US"/>
+        </w:rPr>
+        <w:t>____</w:t>
+      </w:r>
+      <w:r>
+        <w:rPr>
+          <w:rFonts w:eastAsia="Calibri" w:cs="Times New Roman"/>
+          <w:szCs w:val="24"/>
+          <w:lang w:eastAsia="en-US"/>
+        </w:rPr>
+        <w:t>г.</w:t>
+      </w:r>
+    </w:p>
+    <w:p>
+      <w:pPr>
+        <w:ind w:firstLine="0"/>
+        <w:rPr>
+          <w:szCs w:val="24"/>
+        </w:rPr>
+      </w:pPr>
+      <w:r>
+        <w:rPr>
+          <w:rFonts w:eastAsia="Calibri" w:cs="Times New Roman"/>
+          <w:szCs w:val="24"/>
+          <w:lang w:eastAsia="en-US"/>
+        </w:rPr>
+        <w:t xml:space="preserve">Отчет по практике заслушан на заседании кафедры от </w:t>
+      </w:r>
+      <w:r>
+        <w:rPr>
+          <w:rFonts w:eastAsia="Calibri" w:cs="Times New Roman"/>
+          <w:szCs w:val="24"/>
+          <w:lang w:eastAsia="en-US"/>
+        </w:rPr>
+        <w:t>«_____»___________20____г.</w:t>
+      </w:r>
+    </w:p>
+    <w:p>
+      <w:pPr>
+        <w:ind w:firstLine="0"/>
+        <w:rPr>
+          <w:rFonts w:eastAsia="Calibri" w:cs="Times New Roman"/>
+          <w:szCs w:val="24"/>
+          <w:lang w:eastAsia="en-US"/>
+        </w:rPr>
+      </w:pPr>
+      <w:r>
+        <w:rPr>
+          <w:szCs w:val="24"/>
+        </w:rPr>
+        <w:t>_______________________________________________________________________________________________________________________________________________________________________________________________________________________________________</w:t>
+      </w:r>
+    </w:p>
+    <w:p>
+      <w:pPr>
+        <w:ind w:firstLine="0"/>
+        <w:rPr>
+          <w:rFonts w:eastAsia="Calibri" w:cs="Times New Roman"/>
+          <w:sz w:val="20"/>
+          <w:szCs w:val="20"/>
+          <w:lang w:eastAsia="en-US"/>
+        </w:rPr>
+      </w:pPr>
+    </w:p>
+    <w:p>
+      <w:pPr>
+        <w:ind w:firstLine="0"/>
+        <w:rPr>
+          <w:rFonts w:eastAsia="Calibri" w:cs="Times New Roman"/>
+          <w:szCs w:val="24"/>
+          <w:lang w:eastAsia="en-US"/>
+        </w:rPr>
+      </w:pPr>
+      <w:r>
+        <w:rPr>
+          <w:rFonts w:eastAsia="Calibri" w:cs="Times New Roman"/>
+          <w:i/>
+          <w:iCs/>
+          <w:szCs w:val="24"/>
+          <w:lang w:eastAsia="en-US"/>
+        </w:rPr>
+        <w:t>Оценка:</w:t>
+      </w:r>
+      <w:r>
+        <w:rPr>
+          <w:rFonts w:eastAsia="Calibri" w:cs="Times New Roman"/>
+          <w:szCs w:val="24"/>
+          <w:lang w:eastAsia="en-US"/>
+        </w:rPr>
+        <w:t xml:space="preserve"> </w:t>
+      </w:r>
+      <w:r>
+        <w:rPr>
+          <w:rFonts w:eastAsia="Calibri" w:cs="Times New Roman"/>
+          <w:szCs w:val="24"/>
+          <w:lang w:eastAsia="en-US"/>
+        </w:rPr>
+        <w:t xml:space="preserve"> </w:t>
+      </w:r>
+      <w:r>
+        <w:rPr>
+          <w:rFonts w:eastAsia="Calibri" w:cs="Times New Roman"/>
+          <w:szCs w:val="24"/>
+          <w:lang w:eastAsia="en-US"/>
+        </w:rPr>
+        <w:t>_____________________________________________________________________</w:t>
+      </w:r>
+    </w:p>
+    <w:p>
+      <w:pPr>
+        <w:ind w:firstLine="0"/>
+        <w:rPr>
+          <w:rFonts w:eastAsia="Calibri" w:cs="Times New Roman"/>
+          <w:szCs w:val="24"/>
+          <w:lang w:eastAsia="en-US"/>
+        </w:rPr>
+      </w:pPr>
+      <w:bookmarkStart w:id="12" w:name="_Hlk217003994"/>
+      <w:r>
+        <w:rPr>
+          <w:rFonts w:eastAsia="Calibri" w:cs="Times New Roman"/>
+          <w:szCs w:val="24"/>
+          <w:lang w:eastAsia="en-US"/>
+        </w:rPr>
+        <w:t>«_____»___________20____г.        ________________________(______________________)</w:t>
       </w:r>
     </w:p>
     <w:p>
@@ -1188,7 +1727,7 @@
           <w:sz w:val="20"/>
           <w:szCs w:val="20"/>
         </w:rPr>
-        <w:t xml:space="preserve">                                                               </w:t>
+        <w:t xml:space="preserve">                                                             </w:t>
       </w:r>
       <w:r>
         <w:rPr>
@@ -1196,7 +1735,7 @@
           <w:sz w:val="20"/>
           <w:szCs w:val="20"/>
         </w:rPr>
-        <w:t xml:space="preserve">                         </w:t>
+        <w:t xml:space="preserve">   </w:t>
       </w:r>
       <w:r>
         <w:rPr>
@@ -1204,436 +1743,15 @@
           <w:sz w:val="20"/>
           <w:szCs w:val="20"/>
         </w:rPr>
-        <w:t xml:space="preserve">  </w:t>
-      </w:r>
-      <w:r>
-        <w:rPr>
-          <w:rFonts w:cs="Times New Roman"/>
-          <w:sz w:val="20"/>
-          <w:szCs w:val="20"/>
-        </w:rPr>
-        <w:t>(подпись)</w:t>
-      </w:r>
-      <w:r>
-        <w:rPr>
-          <w:rFonts w:cs="Times New Roman"/>
-          <w:sz w:val="20"/>
-          <w:szCs w:val="20"/>
-        </w:rPr>
-        <w:t xml:space="preserve">                              </w:t>
-      </w:r>
-      <w:r>
-        <w:rPr>
-          <w:rFonts w:cs="Times New Roman"/>
-          <w:sz w:val="20"/>
-          <w:szCs w:val="20"/>
-        </w:rPr>
-        <w:t xml:space="preserve">  </w:t>
-      </w:r>
-      <w:r>
-        <w:rPr>
-          <w:rFonts w:cs="Times New Roman"/>
-          <w:sz w:val="20"/>
-          <w:szCs w:val="20"/>
-        </w:rPr>
-        <w:t xml:space="preserve"> (расшифровка подписи)</w:t>
-      </w:r>
-    </w:p>
-    <w:p>
-      <w:pPr>
-        <w:ind w:firstLine="0"/>
-        <w:rPr>
-          <w:rFonts w:eastAsia="Calibri" w:cs="Times New Roman"/>
-          <w:sz w:val="20"/>
-          <w:szCs w:val="20"/>
-          <w:lang w:eastAsia="en-US"/>
-        </w:rPr>
-      </w:pPr>
-    </w:p>
-    <w:p>
-      <w:pPr>
-        <w:ind w:firstLine="0"/>
-        <w:rPr>
-          <w:rFonts w:eastAsia="Calibri" w:cs="Times New Roman"/>
-          <w:b/>
-          <w:bCs/>
-          <w:szCs w:val="24"/>
-          <w:lang w:eastAsia="en-US"/>
-        </w:rPr>
-      </w:pPr>
-      <w:r>
-        <w:rPr>
-          <w:rFonts w:eastAsia="Calibri" w:cs="Times New Roman"/>
-          <w:b/>
-          <w:bCs/>
-          <w:szCs w:val="24"/>
-          <w:lang w:eastAsia="en-US"/>
-        </w:rPr>
-        <w:t>Отзыв научного руководителя:</w:t>
-      </w:r>
-    </w:p>
-    <w:p>
-      <w:pPr>
-        <w:ind w:firstLine="0"/>
-        <w:rPr>
-          <w:rFonts w:eastAsia="Calibri" w:cs="Times New Roman"/>
-          <w:szCs w:val="24"/>
-          <w:lang w:eastAsia="en-US"/>
-        </w:rPr>
-      </w:pPr>
-      <w:r>
-        <w:rPr>
-          <w:szCs w:val="24"/>
-        </w:rPr>
-        <w:t>_______________________________________________________________________________________________________________________________________________________________________________________________________________________________________</w:t>
-      </w:r>
-    </w:p>
-    <w:p>
-      <w:pPr>
-        <w:ind w:firstLine="0"/>
-        <w:rPr>
-          <w:rFonts w:eastAsia="Calibri" w:cs="Times New Roman"/>
-          <w:sz w:val="20"/>
-          <w:szCs w:val="20"/>
-          <w:lang w:eastAsia="en-US"/>
-        </w:rPr>
-      </w:pPr>
-    </w:p>
-    <w:p>
-      <w:pPr>
-        <w:ind w:firstLine="0"/>
-        <w:rPr>
-          <w:rFonts w:eastAsia="Calibri" w:cs="Times New Roman"/>
-          <w:szCs w:val="24"/>
-          <w:lang w:eastAsia="en-US"/>
-        </w:rPr>
-      </w:pPr>
-      <w:r>
-        <w:rPr>
-          <w:rFonts w:eastAsia="Calibri" w:cs="Times New Roman"/>
-          <w:szCs w:val="24"/>
-          <w:lang w:eastAsia="en-US"/>
-        </w:rPr>
-        <w:t xml:space="preserve">Оценка работы студента за отчетный период с </w:t>
-      </w:r>
-      <w:r>
-        <w:rPr>
-          <w:rFonts w:eastAsia="Calibri" w:cs="Times New Roman"/>
-          <w:szCs w:val="24"/>
-          <w:lang w:eastAsia="en-US"/>
-        </w:rPr>
-        <w:t>«</w:t>
-      </w:r>
-      <w:r>
-        <w:rPr>
-          <w:rFonts w:eastAsia="Calibri" w:cs="Times New Roman"/>
-          <w:szCs w:val="24"/>
-          <w:u w:val="single"/>
-          <w:lang w:eastAsia="en-US"/>
-        </w:rPr>
-        <w:t xml:space="preserve">        </w:t>
-      </w:r>
-      <w:r>
-        <w:rPr>
-          <w:rFonts w:eastAsia="Calibri" w:cs="Times New Roman"/>
-          <w:szCs w:val="24"/>
-          <w:lang w:eastAsia="en-US"/>
-        </w:rPr>
-        <w:t>»</w:t>
-      </w:r>
-      <w:r>
-        <w:rPr>
-          <w:rFonts w:eastAsia="Calibri" w:cs="Times New Roman"/>
-          <w:szCs w:val="24"/>
-          <w:u w:val="single"/>
-          <w:lang w:eastAsia="en-US"/>
-        </w:rPr>
-        <w:t xml:space="preserve">        </w:t>
-      </w:r>
-      <w:r>
-        <w:rPr>
-          <w:rFonts w:eastAsia="Calibri" w:cs="Times New Roman"/>
-          <w:szCs w:val="24"/>
-          <w:lang w:eastAsia="en-US"/>
-        </w:rPr>
-        <w:t>20</w:t>
-      </w:r>
-      <w:r>
-        <w:rPr>
-          <w:rFonts w:eastAsia="Calibri" w:cs="Times New Roman"/>
-          <w:szCs w:val="24"/>
-          <w:u w:val="single"/>
-          <w:lang w:eastAsia="en-US"/>
-        </w:rPr>
-        <w:t xml:space="preserve">        </w:t>
-      </w:r>
-      <w:r>
-        <w:rPr>
-          <w:rFonts w:eastAsia="Calibri" w:cs="Times New Roman"/>
-          <w:szCs w:val="24"/>
-          <w:lang w:eastAsia="en-US"/>
-        </w:rPr>
-        <w:t>г.</w:t>
-      </w:r>
-      <w:r>
-        <w:rPr>
-          <w:rFonts w:eastAsia="Calibri" w:cs="Times New Roman"/>
-          <w:szCs w:val="24"/>
-          <w:lang w:eastAsia="en-US"/>
-        </w:rPr>
-        <w:t xml:space="preserve"> по </w:t>
-      </w:r>
-      <w:r>
-        <w:rPr>
-          <w:rFonts w:eastAsia="Calibri" w:cs="Times New Roman"/>
-          <w:szCs w:val="24"/>
-          <w:lang w:eastAsia="en-US"/>
-        </w:rPr>
-        <w:t>«</w:t>
-      </w:r>
-      <w:r>
-        <w:rPr>
-          <w:rFonts w:eastAsia="Calibri" w:cs="Times New Roman"/>
-          <w:szCs w:val="24"/>
-          <w:u w:val="single"/>
-          <w:lang w:eastAsia="en-US"/>
-        </w:rPr>
-        <w:t xml:space="preserve">        </w:t>
-      </w:r>
-      <w:r>
-        <w:rPr>
-          <w:rFonts w:eastAsia="Calibri" w:cs="Times New Roman"/>
-          <w:szCs w:val="24"/>
-          <w:lang w:eastAsia="en-US"/>
-        </w:rPr>
-        <w:t>»</w:t>
-      </w:r>
-      <w:r>
-        <w:rPr>
-          <w:rFonts w:eastAsia="Calibri" w:cs="Times New Roman"/>
-          <w:szCs w:val="24"/>
-          <w:u w:val="single"/>
-          <w:lang w:eastAsia="en-US"/>
-        </w:rPr>
-        <w:t xml:space="preserve">        </w:t>
-      </w:r>
-      <w:r>
-        <w:rPr>
-          <w:rFonts w:eastAsia="Calibri" w:cs="Times New Roman"/>
-          <w:szCs w:val="24"/>
-          <w:lang w:eastAsia="en-US"/>
-        </w:rPr>
-        <w:t>20</w:t>
-      </w:r>
-      <w:r>
-        <w:rPr>
-          <w:rFonts w:eastAsia="Calibri" w:cs="Times New Roman"/>
-          <w:szCs w:val="24"/>
-          <w:u w:val="single"/>
-          <w:lang w:eastAsia="en-US"/>
-        </w:rPr>
-        <w:t xml:space="preserve">        </w:t>
-      </w:r>
-      <w:r>
-        <w:rPr>
-          <w:rFonts w:eastAsia="Calibri" w:cs="Times New Roman"/>
-          <w:szCs w:val="24"/>
-          <w:lang w:eastAsia="en-US"/>
-        </w:rPr>
-        <w:t>г.</w:t>
-      </w:r>
-    </w:p>
-    <w:p>
-      <w:pPr>
-        <w:ind w:firstLine="0"/>
-        <w:rPr>
-          <w:rFonts w:eastAsia="Calibri" w:cs="Times New Roman"/>
-          <w:szCs w:val="24"/>
-          <w:lang w:eastAsia="en-US"/>
-        </w:rPr>
-      </w:pPr>
-      <w:r>
-        <w:rPr>
-          <w:rFonts w:eastAsia="Calibri" w:cs="Times New Roman"/>
-          <w:i/>
-          <w:iCs/>
-          <w:szCs w:val="24"/>
-          <w:lang w:eastAsia="en-US"/>
-        </w:rPr>
-        <w:t>Оценка:</w:t>
-      </w:r>
-      <w:r>
-        <w:rPr>
-          <w:rFonts w:eastAsia="Calibri" w:cs="Times New Roman"/>
-          <w:szCs w:val="24"/>
-          <w:lang w:eastAsia="en-US"/>
-        </w:rPr>
-        <w:t xml:space="preserve"> ______________________________________________________________________</w:t>
-      </w:r>
-    </w:p>
-    <w:p>
-      <w:pPr>
-        <w:ind w:firstLine="0"/>
-        <w:rPr>
-          <w:rFonts w:eastAsia="Calibri" w:cs="Times New Roman"/>
-          <w:sz w:val="20"/>
-          <w:szCs w:val="20"/>
-          <w:lang w:eastAsia="en-US"/>
-        </w:rPr>
-      </w:pPr>
-    </w:p>
-    <w:p>
-      <w:pPr>
-        <w:ind w:firstLine="0"/>
-        <w:rPr>
-          <w:rFonts w:eastAsia="Calibri" w:cs="Times New Roman"/>
-          <w:szCs w:val="24"/>
-          <w:u w:val="single"/>
-          <w:lang w:eastAsia="en-US"/>
-        </w:rPr>
-      </w:pPr>
-      <w:r>
-        <w:rPr>
-          <w:rFonts w:eastAsia="Calibri" w:cs="Times New Roman"/>
-          <w:szCs w:val="24"/>
-          <w:lang w:eastAsia="en-US"/>
-        </w:rPr>
-        <w:t>Научный руководитель</w:t>
-      </w:r>
-      <w:r>
-        <w:t xml:space="preserve">                </w:t>
-      </w:r>
-      <w:r>
-        <w:rPr>
-          <w:u w:val="single"/>
-        </w:rPr>
-        <w:t xml:space="preserve"> </w:t>
-      </w:r>
-      <w:r>
-        <w:rPr>
-          <w:rFonts w:eastAsia="Calibri" w:cs="Times New Roman"/>
-          <w:szCs w:val="24"/>
-          <w:u w:val="single"/>
-          <w:lang w:eastAsia="en-US"/>
-        </w:rPr>
-        <w:t xml:space="preserve"> </w:t>
-      </w:r>
-      <w:r>
-        <w:rPr>
-          <w:rFonts w:eastAsia="Calibri" w:cs="Times New Roman"/>
-          <w:szCs w:val="24"/>
-          <w:u w:val="single"/>
-          <w:lang w:eastAsia="en-US"/>
-        </w:rPr>
-        <w:t xml:space="preserve">                                                      </w:t>
-      </w:r>
-      <w:r>
-        <w:rPr>
-          <w:rFonts w:eastAsia="Calibri" w:cs="Times New Roman"/>
-          <w:szCs w:val="24"/>
-          <w:u w:val="single"/>
-          <w:lang w:eastAsia="en-US"/>
-        </w:rPr>
-        <w:t xml:space="preserve"> </w:t>
-      </w:r>
-      <w:r>
-        <w:rPr>
-          <w:rFonts w:eastAsia="Calibri" w:cs="Times New Roman"/>
-          <w:szCs w:val="24"/>
-          <w:u w:val="single"/>
-          <w:lang w:eastAsia="en-US"/>
-        </w:rPr>
-        <w:t xml:space="preserve"> </w:t>
-      </w:r>
-      <w:r>
-        <w:rPr>
-          <w:rFonts w:eastAsia="Calibri" w:cs="Times New Roman"/>
-          <w:szCs w:val="24"/>
-          <w:u w:val="single"/>
-          <w:lang w:eastAsia="en-US"/>
-        </w:rPr>
-        <w:t xml:space="preserve">(        </w:t>
-      </w:r>
-      <w:r>
-        <w:rPr>
-          <w:rFonts w:eastAsia="Calibri" w:cs="Times New Roman"/>
-          <w:szCs w:val="24"/>
-          <w:u w:val="single"/>
-          <w:lang w:eastAsia="en-US"/>
-        </w:rPr>
-        <w:t xml:space="preserve">  </w:t>
-      </w:r>
-      <w:r>
-        <w:rPr>
-          <w:rFonts w:eastAsia="Calibri" w:cs="Times New Roman"/>
-          <w:szCs w:val="24"/>
-          <w:u w:val="single"/>
-          <w:lang w:eastAsia="en-US"/>
-        </w:rPr>
-        <w:t xml:space="preserve"> </w:t>
-      </w:r>
-      <w:r>
-        <w:rPr>
-          <w:rFonts w:eastAsia="Calibri" w:cs="Times New Roman"/>
-          <w:szCs w:val="24"/>
-          <w:u w:val="single"/>
-          <w:lang w:eastAsia="en-US"/>
-        </w:rPr>
-        <w:t>Ершов К. С.</w:t>
-      </w:r>
-      <w:r>
-        <w:rPr>
-          <w:rFonts w:eastAsia="Calibri" w:cs="Times New Roman"/>
-          <w:szCs w:val="24"/>
-          <w:u w:val="single"/>
-          <w:lang w:eastAsia="en-US"/>
-        </w:rPr>
-        <w:t xml:space="preserve">  </w:t>
-      </w:r>
-      <w:r>
-        <w:rPr>
-          <w:rFonts w:eastAsia="Calibri" w:cs="Times New Roman"/>
-          <w:szCs w:val="24"/>
-          <w:u w:val="single"/>
-          <w:lang w:eastAsia="en-US"/>
-        </w:rPr>
-        <w:t xml:space="preserve">        </w:t>
-      </w:r>
-      <w:r>
-        <w:rPr>
-          <w:rFonts w:eastAsia="Calibri" w:cs="Times New Roman"/>
-          <w:szCs w:val="24"/>
-          <w:u w:val="single"/>
-          <w:lang w:eastAsia="en-US"/>
-        </w:rPr>
-        <w:t xml:space="preserve"> </w:t>
-      </w:r>
-      <w:r>
-        <w:rPr>
-          <w:rFonts w:eastAsia="Calibri" w:cs="Times New Roman"/>
-          <w:szCs w:val="24"/>
-          <w:u w:val="single"/>
-          <w:lang w:eastAsia="en-US"/>
-        </w:rPr>
-        <w:t>)</w:t>
-      </w:r>
-    </w:p>
-    <w:p>
-      <w:pPr>
-        <w:ind w:firstLine="0"/>
-        <w:rPr>
-          <w:rFonts w:cs="Times New Roman"/>
-          <w:sz w:val="20"/>
-          <w:szCs w:val="20"/>
-        </w:rPr>
-      </w:pPr>
+        <w:t xml:space="preserve">                            </w:t>
+      </w:r>
       <w:r>
         <w:rPr>
           <w:rFonts w:eastAsia="Times New Roman" w:cs="Times New Roman"/>
           <w:sz w:val="20"/>
           <w:szCs w:val="20"/>
         </w:rPr>
-        <w:t xml:space="preserve">                                                               </w:t>
+        <w:t>подпись</w:t>
       </w:r>
       <w:r>
         <w:rPr>
@@ -1641,7 +1759,7 @@
           <w:sz w:val="20"/>
           <w:szCs w:val="20"/>
         </w:rPr>
-        <w:t xml:space="preserve">                         </w:t>
+        <w:t xml:space="preserve">            </w:t>
       </w:r>
       <w:r>
         <w:rPr>
@@ -1649,443 +1767,15 @@
           <w:sz w:val="20"/>
           <w:szCs w:val="20"/>
         </w:rPr>
-        <w:t xml:space="preserve">  </w:t>
-      </w:r>
-      <w:r>
-        <w:rPr>
-          <w:rFonts w:cs="Times New Roman"/>
-          <w:sz w:val="20"/>
-          <w:szCs w:val="20"/>
-        </w:rPr>
-        <w:t>(подпись)</w:t>
-      </w:r>
-      <w:r>
-        <w:rPr>
-          <w:rFonts w:cs="Times New Roman"/>
-          <w:sz w:val="20"/>
-          <w:szCs w:val="20"/>
-        </w:rPr>
-        <w:t xml:space="preserve">                               </w:t>
-      </w:r>
-      <w:r>
-        <w:rPr>
-          <w:rFonts w:cs="Times New Roman"/>
-          <w:sz w:val="20"/>
-          <w:szCs w:val="20"/>
-        </w:rPr>
-        <w:t xml:space="preserve">  </w:t>
-      </w:r>
-      <w:r>
-        <w:rPr>
-          <w:rFonts w:cs="Times New Roman"/>
-          <w:sz w:val="20"/>
-          <w:szCs w:val="20"/>
-        </w:rPr>
-        <w:t>(расшифровка подписи)</w:t>
-      </w:r>
-    </w:p>
-    <w:p>
-      <w:pPr>
-        <w:ind w:firstLine="0"/>
-        <w:rPr>
-          <w:rFonts w:eastAsia="Calibri" w:cs="Times New Roman"/>
-          <w:sz w:val="20"/>
-          <w:szCs w:val="20"/>
-          <w:lang w:eastAsia="en-US"/>
-        </w:rPr>
-      </w:pPr>
-    </w:p>
-    <w:p>
-      <w:pPr>
-        <w:ind w:firstLine="0"/>
-        <w:rPr>
-          <w:rFonts w:eastAsia="Calibri" w:cs="Times New Roman"/>
-          <w:szCs w:val="24"/>
-          <w:lang w:eastAsia="en-US"/>
-        </w:rPr>
-      </w:pPr>
-      <w:r>
-        <w:rPr>
-          <w:rFonts w:eastAsia="Calibri" w:cs="Times New Roman"/>
-          <w:szCs w:val="24"/>
-          <w:lang w:eastAsia="en-US"/>
-        </w:rPr>
-        <w:t xml:space="preserve">Оценка работы студента за отчетный период с </w:t>
-      </w:r>
-      <w:r>
-        <w:rPr>
-          <w:rFonts w:eastAsia="Calibri" w:cs="Times New Roman"/>
-          <w:szCs w:val="24"/>
-          <w:lang w:eastAsia="en-US"/>
-        </w:rPr>
-        <w:t>«</w:t>
-      </w:r>
-      <w:r>
-        <w:rPr>
-          <w:rFonts w:eastAsia="Calibri" w:cs="Times New Roman"/>
-          <w:szCs w:val="24"/>
-          <w:u w:val="single"/>
-          <w:lang w:eastAsia="en-US"/>
-        </w:rPr>
-        <w:t xml:space="preserve">        </w:t>
-      </w:r>
-      <w:r>
-        <w:rPr>
-          <w:rFonts w:eastAsia="Calibri" w:cs="Times New Roman"/>
-          <w:szCs w:val="24"/>
-          <w:lang w:eastAsia="en-US"/>
-        </w:rPr>
-        <w:t>»</w:t>
-      </w:r>
-      <w:r>
-        <w:rPr>
-          <w:rFonts w:eastAsia="Calibri" w:cs="Times New Roman"/>
-          <w:szCs w:val="24"/>
-          <w:u w:val="single"/>
-          <w:lang w:eastAsia="en-US"/>
-        </w:rPr>
-        <w:t xml:space="preserve">        </w:t>
-      </w:r>
-      <w:r>
-        <w:rPr>
-          <w:rFonts w:eastAsia="Calibri" w:cs="Times New Roman"/>
-          <w:szCs w:val="24"/>
-          <w:lang w:eastAsia="en-US"/>
-        </w:rPr>
-        <w:t>20</w:t>
-      </w:r>
-      <w:r>
-        <w:rPr>
-          <w:rFonts w:eastAsia="Calibri" w:cs="Times New Roman"/>
-          <w:szCs w:val="24"/>
-          <w:u w:val="single"/>
-          <w:lang w:eastAsia="en-US"/>
-        </w:rPr>
-        <w:t xml:space="preserve">        </w:t>
-      </w:r>
-      <w:r>
-        <w:rPr>
-          <w:rFonts w:eastAsia="Calibri" w:cs="Times New Roman"/>
-          <w:szCs w:val="24"/>
-          <w:lang w:eastAsia="en-US"/>
-        </w:rPr>
-        <w:t>г.</w:t>
-      </w:r>
-      <w:r>
-        <w:rPr>
-          <w:rFonts w:eastAsia="Calibri" w:cs="Times New Roman"/>
-          <w:szCs w:val="24"/>
-          <w:lang w:eastAsia="en-US"/>
-        </w:rPr>
-        <w:t xml:space="preserve"> по </w:t>
-      </w:r>
-      <w:r>
-        <w:rPr>
-          <w:rFonts w:eastAsia="Calibri" w:cs="Times New Roman"/>
-          <w:szCs w:val="24"/>
-          <w:lang w:eastAsia="en-US"/>
-        </w:rPr>
-        <w:t>«</w:t>
-      </w:r>
-      <w:r>
-        <w:rPr>
-          <w:rFonts w:eastAsia="Calibri" w:cs="Times New Roman"/>
-          <w:szCs w:val="24"/>
-          <w:u w:val="single"/>
-          <w:lang w:eastAsia="en-US"/>
-        </w:rPr>
-        <w:t xml:space="preserve">        </w:t>
-      </w:r>
-      <w:r>
-        <w:rPr>
-          <w:rFonts w:eastAsia="Calibri" w:cs="Times New Roman"/>
-          <w:szCs w:val="24"/>
-          <w:lang w:eastAsia="en-US"/>
-        </w:rPr>
-        <w:t>»</w:t>
-      </w:r>
-      <w:r>
-        <w:rPr>
-          <w:rFonts w:eastAsia="Calibri" w:cs="Times New Roman"/>
-          <w:szCs w:val="24"/>
-          <w:u w:val="single"/>
-          <w:lang w:eastAsia="en-US"/>
-        </w:rPr>
-        <w:t xml:space="preserve">        </w:t>
-      </w:r>
-      <w:r>
-        <w:rPr>
-          <w:rFonts w:eastAsia="Calibri" w:cs="Times New Roman"/>
-          <w:szCs w:val="24"/>
-          <w:lang w:eastAsia="en-US"/>
-        </w:rPr>
-        <w:t>20</w:t>
-      </w:r>
-      <w:r>
-        <w:rPr>
-          <w:rFonts w:eastAsia="Calibri" w:cs="Times New Roman"/>
-          <w:szCs w:val="24"/>
-          <w:u w:val="single"/>
-          <w:lang w:eastAsia="en-US"/>
-        </w:rPr>
-        <w:t xml:space="preserve">        </w:t>
-      </w:r>
-      <w:r>
-        <w:rPr>
-          <w:rFonts w:eastAsia="Calibri" w:cs="Times New Roman"/>
-          <w:szCs w:val="24"/>
-          <w:lang w:eastAsia="en-US"/>
-        </w:rPr>
-        <w:t>г.</w:t>
-      </w:r>
-    </w:p>
-    <w:p>
-      <w:pPr>
-        <w:ind w:firstLine="0"/>
-        <w:rPr>
-          <w:szCs w:val="24"/>
-        </w:rPr>
-      </w:pPr>
-      <w:r>
-        <w:rPr>
-          <w:rFonts w:eastAsia="Calibri" w:cs="Times New Roman"/>
-          <w:szCs w:val="24"/>
-          <w:lang w:eastAsia="en-US"/>
-        </w:rPr>
-        <w:t xml:space="preserve">Отчет по практике заслушан на заседании кафедры от </w:t>
-      </w:r>
-      <w:r>
-        <w:rPr>
-          <w:szCs w:val="24"/>
-        </w:rPr>
-        <w:t>«</w:t>
-      </w:r>
-      <w:r>
-        <w:rPr>
-          <w:szCs w:val="24"/>
-          <w:u w:val="single"/>
-        </w:rPr>
-        <w:t xml:space="preserve">        </w:t>
-      </w:r>
-      <w:r>
-        <w:rPr>
-          <w:szCs w:val="24"/>
-        </w:rPr>
-        <w:t>»</w:t>
-      </w:r>
-      <w:r>
-        <w:rPr>
-          <w:szCs w:val="24"/>
-          <w:u w:val="single"/>
-        </w:rPr>
-        <w:t xml:space="preserve">                        </w:t>
-      </w:r>
-      <w:r>
-        <w:rPr>
-          <w:szCs w:val="24"/>
-        </w:rPr>
-        <w:t>20</w:t>
-      </w:r>
-      <w:r>
-        <w:rPr>
-          <w:szCs w:val="24"/>
-          <w:u w:val="single"/>
-        </w:rPr>
-        <w:t xml:space="preserve">        </w:t>
-      </w:r>
-      <w:r>
-        <w:rPr>
-          <w:szCs w:val="24"/>
-        </w:rPr>
-        <w:t>г.</w:t>
-      </w:r>
-    </w:p>
-    <w:p>
-      <w:pPr>
-        <w:ind w:firstLine="0"/>
-        <w:rPr>
-          <w:rFonts w:eastAsia="Calibri" w:cs="Times New Roman"/>
-          <w:szCs w:val="24"/>
-          <w:lang w:eastAsia="en-US"/>
-        </w:rPr>
-      </w:pPr>
-      <w:r>
-        <w:rPr>
-          <w:szCs w:val="24"/>
-        </w:rPr>
-        <w:t>_______________________________________________________________________________________________________________________________________________________________________________________________________________________________________</w:t>
-      </w:r>
-    </w:p>
-    <w:p>
-      <w:pPr>
-        <w:ind w:firstLine="0"/>
-        <w:rPr>
-          <w:rFonts w:eastAsia="Calibri" w:cs="Times New Roman"/>
-          <w:szCs w:val="24"/>
-          <w:lang w:eastAsia="en-US"/>
-        </w:rPr>
-      </w:pPr>
-      <w:r>
-        <w:rPr>
-          <w:rFonts w:eastAsia="Calibri" w:cs="Times New Roman"/>
-          <w:i/>
-          <w:iCs/>
-          <w:szCs w:val="24"/>
-          <w:lang w:eastAsia="en-US"/>
-        </w:rPr>
-        <w:t>Оценка:</w:t>
-      </w:r>
-      <w:r>
-        <w:rPr>
-          <w:rFonts w:eastAsia="Calibri" w:cs="Times New Roman"/>
-          <w:szCs w:val="24"/>
-          <w:lang w:eastAsia="en-US"/>
-        </w:rPr>
-        <w:t xml:space="preserve"> ______________________________________________________________________</w:t>
-      </w:r>
-    </w:p>
-    <w:p>
-      <w:pPr>
-        <w:ind w:firstLine="0"/>
-        <w:rPr>
-          <w:rFonts w:eastAsia="Calibri" w:cs="Times New Roman"/>
-          <w:sz w:val="20"/>
-          <w:szCs w:val="20"/>
-          <w:lang w:eastAsia="en-US"/>
-        </w:rPr>
-      </w:pPr>
-    </w:p>
-    <w:p>
-      <w:pPr>
-        <w:ind w:firstLine="0"/>
-        <w:rPr>
-          <w:rFonts w:eastAsia="Calibri" w:cs="Times New Roman"/>
-          <w:szCs w:val="24"/>
-          <w:u w:val="single"/>
-          <w:lang w:eastAsia="en-US"/>
-        </w:rPr>
-      </w:pPr>
-      <w:r>
-        <w:rPr>
-          <w:rFonts w:eastAsia="Calibri" w:cs="Times New Roman"/>
-          <w:szCs w:val="24"/>
-          <w:lang w:eastAsia="en-US"/>
-        </w:rPr>
-        <w:t>«</w:t>
-      </w:r>
-      <w:r>
-        <w:rPr>
-          <w:rFonts w:eastAsia="Calibri" w:cs="Times New Roman"/>
-          <w:szCs w:val="24"/>
-          <w:u w:val="single"/>
-          <w:lang w:eastAsia="en-US"/>
-        </w:rPr>
-        <w:t xml:space="preserve">        </w:t>
-      </w:r>
-      <w:r>
-        <w:rPr>
-          <w:rFonts w:eastAsia="Calibri" w:cs="Times New Roman"/>
-          <w:szCs w:val="24"/>
-          <w:lang w:eastAsia="en-US"/>
-        </w:rPr>
-        <w:t>»</w:t>
-      </w:r>
-      <w:r>
-        <w:rPr>
-          <w:rFonts w:eastAsia="Calibri" w:cs="Times New Roman"/>
-          <w:szCs w:val="24"/>
-          <w:u w:val="single"/>
-          <w:lang w:eastAsia="en-US"/>
-        </w:rPr>
-        <w:t xml:space="preserve">                        </w:t>
-      </w:r>
-      <w:r>
-        <w:rPr>
-          <w:rFonts w:eastAsia="Calibri" w:cs="Times New Roman"/>
-          <w:szCs w:val="24"/>
-          <w:lang w:eastAsia="en-US"/>
-        </w:rPr>
-        <w:t>20</w:t>
-      </w:r>
-      <w:r>
-        <w:rPr>
-          <w:rFonts w:eastAsia="Calibri" w:cs="Times New Roman"/>
-          <w:szCs w:val="24"/>
-          <w:u w:val="single"/>
-          <w:lang w:eastAsia="en-US"/>
-        </w:rPr>
-        <w:t xml:space="preserve">        </w:t>
-      </w:r>
-      <w:r>
-        <w:rPr>
-          <w:rFonts w:eastAsia="Calibri" w:cs="Times New Roman"/>
-          <w:szCs w:val="24"/>
-          <w:lang w:eastAsia="en-US"/>
-        </w:rPr>
-        <w:t xml:space="preserve">г.       </w:t>
-      </w:r>
-      <w:r>
-        <w:rPr>
-          <w:rFonts w:eastAsia="Calibri" w:cs="Times New Roman"/>
-          <w:szCs w:val="24"/>
-          <w:u w:val="single"/>
-          <w:lang w:eastAsia="en-US"/>
-        </w:rPr>
-        <w:t xml:space="preserve">                                                        (</w:t>
-      </w:r>
-      <w:r>
-        <w:rPr>
-          <w:rFonts w:eastAsia="Calibri" w:cs="Times New Roman"/>
-          <w:szCs w:val="24"/>
-          <w:u w:val="single"/>
-          <w:lang w:eastAsia="en-US"/>
-        </w:rPr>
-        <w:t xml:space="preserve">   </w:t>
-      </w:r>
-      <w:r>
-        <w:rPr>
-          <w:rFonts w:eastAsia="Calibri" w:cs="Times New Roman"/>
-          <w:szCs w:val="24"/>
-          <w:u w:val="single"/>
-          <w:lang w:eastAsia="en-US"/>
-        </w:rPr>
-        <w:t>Двойнишников С. В.</w:t>
-      </w:r>
-      <w:r>
-        <w:rPr>
-          <w:rFonts w:eastAsia="Calibri" w:cs="Times New Roman"/>
-          <w:szCs w:val="24"/>
-          <w:u w:val="single"/>
-          <w:lang w:eastAsia="en-US"/>
-        </w:rPr>
-        <w:t xml:space="preserve">  </w:t>
-      </w:r>
-      <w:r>
-        <w:rPr>
-          <w:rFonts w:eastAsia="Calibri" w:cs="Times New Roman"/>
-          <w:szCs w:val="24"/>
-          <w:u w:val="single"/>
-          <w:lang w:eastAsia="en-US"/>
-        </w:rPr>
-        <w:t>)</w:t>
-      </w:r>
-    </w:p>
-    <w:p>
-      <w:pPr>
-        <w:ind w:firstLine="0"/>
-        <w:rPr>
-          <w:rFonts w:cs="Times New Roman"/>
-          <w:sz w:val="20"/>
-          <w:szCs w:val="20"/>
-        </w:rPr>
-      </w:pPr>
+        <w:t xml:space="preserve">    </w:t>
+      </w:r>
       <w:r>
         <w:rPr>
           <w:rFonts w:eastAsia="Times New Roman" w:cs="Times New Roman"/>
           <w:sz w:val="20"/>
           <w:szCs w:val="20"/>
         </w:rPr>
-        <w:t xml:space="preserve">                                                               </w:t>
+        <w:t xml:space="preserve">               </w:t>
       </w:r>
       <w:r>
         <w:rPr>
@@ -2093,48 +1783,10 @@
           <w:sz w:val="20"/>
           <w:szCs w:val="20"/>
         </w:rPr>
-        <w:t xml:space="preserve">                         </w:t>
-      </w:r>
-      <w:r>
-        <w:rPr>
-          <w:rFonts w:eastAsia="Times New Roman" w:cs="Times New Roman"/>
-          <w:sz w:val="20"/>
-          <w:szCs w:val="20"/>
-        </w:rPr>
-        <w:t xml:space="preserve">  </w:t>
-      </w:r>
-      <w:r>
-        <w:rPr>
-          <w:rFonts w:cs="Times New Roman"/>
-          <w:sz w:val="20"/>
-          <w:szCs w:val="20"/>
-        </w:rPr>
-        <w:t>(подпись)</w:t>
-      </w:r>
-      <w:r>
-        <w:rPr>
-          <w:rFonts w:cs="Times New Roman"/>
-          <w:sz w:val="20"/>
-          <w:szCs w:val="20"/>
-        </w:rPr>
-        <w:t xml:space="preserve">                               </w:t>
-      </w:r>
-      <w:r>
-        <w:rPr>
-          <w:rFonts w:cs="Times New Roman"/>
-          <w:sz w:val="20"/>
-          <w:szCs w:val="20"/>
-        </w:rPr>
-        <w:t xml:space="preserve">  </w:t>
-      </w:r>
-      <w:r>
-        <w:rPr>
-          <w:rFonts w:cs="Times New Roman"/>
-          <w:sz w:val="20"/>
-          <w:szCs w:val="20"/>
-        </w:rPr>
-        <w:t>(расшифровка подписи)</w:t>
-      </w:r>
+        <w:t>расшифровка подписи</w:t>
+      </w:r>
+      <w:bookmarkEnd w:id="4"/>
+      <w:bookmarkEnd w:id="12"/>
     </w:p>
     <w:sectPr>
       <w:pgSz w:w="11906" w:h="16838"/>
@@ -2658,10 +2310,11 @@
   <w:abstractNum w:abstractNumId="5" w15:restartNumberingAfterBreak="0">
     <w:nsid w:val="4EB24023"/>
     <w:multiLevelType w:val="hybridMultilevel"/>
-    <w:tmpl w:val="C5469C68"/>
-    <w:lvl w:ilvl="0" w:tplc="BE6E2D7A">
+    <w:tmpl w:val="07E2BCAC"/>
+    <w:lvl w:ilvl="0" w:tplc="860848F4">
       <w:start w:val="1"/>
       <w:numFmt w:val="decimal"/>
+      <w:suff w:val="space"/>
       <w:lvlText w:val="%1."/>
       <w:lvlJc w:val="left"/>
       <w:pPr>

--- a/Novosibirsk_State_University/Дипломная работа/Отчет.docx
+++ b/Novosibirsk_State_University/Дипломная работа/Отчет.docx
@@ -4,7 +4,6 @@
   <w:body>
     <w:p>
       <w:pPr>
-        <w:spacing w:line="360" w:lineRule="auto"/>
         <w:ind w:firstLine="0"/>
         <w:rPr>
           <w:rFonts w:eastAsia="Calibri" w:cs="Times New Roman"/>
@@ -59,7 +58,6 @@
     </w:p>
     <w:p>
       <w:pPr>
-        <w:spacing w:line="360" w:lineRule="auto"/>
         <w:ind w:firstLine="0"/>
         <w:rPr>
           <w:rFonts w:eastAsia="Calibri" w:cs="Times New Roman"/>
@@ -107,7 +105,6 @@
     </w:p>
     <w:p>
       <w:pPr>
-        <w:spacing w:line="360" w:lineRule="auto"/>
         <w:ind w:firstLine="0"/>
         <w:rPr>
           <w:rFonts w:eastAsia="Calibri" w:cs="Times New Roman"/>
@@ -340,7 +337,16 @@
           <w:szCs w:val="24"/>
           <w:lang w:eastAsia="en-US"/>
         </w:rPr>
-        <w:t>Цель практики:</w:t>
+        <w:t>Цель практики</w:t>
+      </w:r>
+      <w:proofErr w:type="gramStart"/>
+      <w:r>
+        <w:rPr>
+          <w:rFonts w:eastAsia="Calibri" w:cs="Times New Roman"/>
+          <w:szCs w:val="24"/>
+          <w:lang w:eastAsia="en-US"/>
+        </w:rPr>
+        <w:t>:</w:t>
       </w:r>
       <w:r>
         <w:rPr>
@@ -356,7 +362,16 @@
           <w:szCs w:val="24"/>
           <w:lang w:eastAsia="en-US"/>
         </w:rPr>
-        <w:t>Уменьшить скорость проведения эксперимента по изучению механизмов генерации синглетного кислорода, увеличить точность вычислений.</w:t>
+        <w:t>Уменьшить</w:t>
+      </w:r>
+      <w:proofErr w:type="gramEnd"/>
+      <w:r>
+        <w:rPr>
+          <w:rFonts w:eastAsia="Calibri" w:cs="Times New Roman"/>
+          <w:szCs w:val="24"/>
+          <w:lang w:eastAsia="en-US"/>
+        </w:rPr>
+        <w:t xml:space="preserve"> скорость проведения эксперимента по изучению механизмов генерации синглетного кислорода, увеличить точность вычислений.</w:t>
       </w:r>
     </w:p>
     <w:p>
@@ -539,7 +554,43 @@
           <w:szCs w:val="24"/>
           <w:lang w:eastAsia="en-US"/>
         </w:rPr>
-        <w:t>Реализация автокалибровки через ПО на известном веществе или светодиоде, что очень важно для точного определения спектров ИК-люминесценции синглетного кислорода при фотовозбуждении малоизученных веществ. За счет этого программа сможет проверять корректность длины волны монохроматора.</w:t>
+        <w:t xml:space="preserve">Реализация </w:t>
+      </w:r>
+      <w:proofErr w:type="spellStart"/>
+      <w:r>
+        <w:rPr>
+          <w:rFonts w:eastAsia="Calibri" w:cs="Times New Roman"/>
+          <w:szCs w:val="24"/>
+          <w:lang w:eastAsia="en-US"/>
+        </w:rPr>
+        <w:t>автокалибровки</w:t>
+      </w:r>
+      <w:proofErr w:type="spellEnd"/>
+      <w:r>
+        <w:rPr>
+          <w:rFonts w:eastAsia="Calibri" w:cs="Times New Roman"/>
+          <w:szCs w:val="24"/>
+          <w:lang w:eastAsia="en-US"/>
+        </w:rPr>
+        <w:t xml:space="preserve"> через ПО на известном веществе или светодиоде, что очень важно для точного определения спектров ИК-люминесценции синглетного кислорода при </w:t>
+      </w:r>
+      <w:proofErr w:type="spellStart"/>
+      <w:r>
+        <w:rPr>
+          <w:rFonts w:eastAsia="Calibri" w:cs="Times New Roman"/>
+          <w:szCs w:val="24"/>
+          <w:lang w:eastAsia="en-US"/>
+        </w:rPr>
+        <w:t>фотовозбуждении</w:t>
+      </w:r>
+      <w:proofErr w:type="spellEnd"/>
+      <w:r>
+        <w:rPr>
+          <w:rFonts w:eastAsia="Calibri" w:cs="Times New Roman"/>
+          <w:szCs w:val="24"/>
+          <w:lang w:eastAsia="en-US"/>
+        </w:rPr>
+        <w:t xml:space="preserve"> малоизученных веществ. За счет этого программа сможет проверять корректность длины волны монохроматора.</w:t>
       </w:r>
     </w:p>
     <w:p>
@@ -1049,7 +1100,16 @@
           <w:szCs w:val="24"/>
           <w:lang w:eastAsia="en-US"/>
         </w:rPr>
-        <w:t>«_____</w:t>
+        <w:t>«____</w:t>
+      </w:r>
+      <w:proofErr w:type="gramStart"/>
+      <w:r>
+        <w:rPr>
+          <w:rFonts w:eastAsia="Calibri" w:cs="Times New Roman"/>
+          <w:szCs w:val="24"/>
+          <w:lang w:eastAsia="en-US"/>
+        </w:rPr>
+        <w:t>_</w:t>
       </w:r>
       <w:bookmarkStart w:id="5" w:name="_Hlk201831473"/>
       <w:r>
@@ -1067,7 +1127,16 @@
           <w:szCs w:val="24"/>
           <w:lang w:eastAsia="en-US"/>
         </w:rPr>
-        <w:t>___________20____г.        ________________________(______________________)</w:t>
+        <w:t>_</w:t>
+      </w:r>
+      <w:proofErr w:type="gramEnd"/>
+      <w:r>
+        <w:rPr>
+          <w:rFonts w:eastAsia="Calibri" w:cs="Times New Roman"/>
+          <w:szCs w:val="24"/>
+          <w:lang w:eastAsia="en-US"/>
+        </w:rPr>
+        <w:t>__________20____г.        ________________________(______________________)</w:t>
       </w:r>
     </w:p>
     <w:p>
@@ -1208,6 +1277,56 @@
           <w:szCs w:val="24"/>
           <w:lang w:eastAsia="en-US"/>
         </w:rPr>
+        <w:t>___</w:t>
+      </w:r>
+      <w:proofErr w:type="gramStart"/>
+      <w:r>
+        <w:rPr>
+          <w:rFonts w:eastAsia="Calibri" w:cs="Times New Roman"/>
+          <w:szCs w:val="24"/>
+          <w:lang w:eastAsia="en-US"/>
+        </w:rPr>
+        <w:t>_</w:t>
+      </w:r>
+      <w:r>
+        <w:rPr>
+          <w:rFonts w:eastAsia="Calibri" w:cs="Times New Roman"/>
+          <w:szCs w:val="24"/>
+          <w:lang w:eastAsia="en-US"/>
+        </w:rPr>
+        <w:t>»</w:t>
+      </w:r>
+      <w:r>
+        <w:rPr>
+          <w:rFonts w:eastAsia="Calibri" w:cs="Times New Roman"/>
+          <w:szCs w:val="24"/>
+          <w:lang w:eastAsia="en-US"/>
+        </w:rPr>
+        <w:t>_</w:t>
+      </w:r>
+      <w:proofErr w:type="gramEnd"/>
+      <w:r>
+        <w:rPr>
+          <w:rFonts w:eastAsia="Calibri" w:cs="Times New Roman"/>
+          <w:szCs w:val="24"/>
+          <w:lang w:eastAsia="en-US"/>
+        </w:rPr>
+        <w:t>___</w:t>
+      </w:r>
+      <w:r>
+        <w:rPr>
+          <w:rFonts w:eastAsia="Calibri" w:cs="Times New Roman"/>
+          <w:szCs w:val="24"/>
+          <w:lang w:eastAsia="en-US"/>
+        </w:rPr>
+        <w:t>20</w:t>
+      </w:r>
+      <w:r>
+        <w:rPr>
+          <w:rFonts w:eastAsia="Calibri" w:cs="Times New Roman"/>
+          <w:szCs w:val="24"/>
+          <w:lang w:eastAsia="en-US"/>
+        </w:rPr>
         <w:t>____</w:t>
       </w:r>
       <w:r>
@@ -1216,6 +1335,22 @@
           <w:szCs w:val="24"/>
           <w:lang w:eastAsia="en-US"/>
         </w:rPr>
+        <w:t>г. по «</w:t>
+      </w:r>
+      <w:r>
+        <w:rPr>
+          <w:rFonts w:eastAsia="Calibri" w:cs="Times New Roman"/>
+          <w:szCs w:val="24"/>
+          <w:lang w:eastAsia="en-US"/>
+        </w:rPr>
+        <w:t>____</w:t>
+      </w:r>
+      <w:r>
+        <w:rPr>
+          <w:rFonts w:eastAsia="Calibri" w:cs="Times New Roman"/>
+          <w:szCs w:val="24"/>
+          <w:lang w:eastAsia="en-US"/>
+        </w:rPr>
         <w:t>»</w:t>
       </w:r>
       <w:r>
@@ -1248,54 +1383,6 @@
           <w:szCs w:val="24"/>
           <w:lang w:eastAsia="en-US"/>
         </w:rPr>
-        <w:t>г. по «</w:t>
-      </w:r>
-      <w:r>
-        <w:rPr>
-          <w:rFonts w:eastAsia="Calibri" w:cs="Times New Roman"/>
-          <w:szCs w:val="24"/>
-          <w:lang w:eastAsia="en-US"/>
-        </w:rPr>
-        <w:t>____</w:t>
-      </w:r>
-      <w:r>
-        <w:rPr>
-          <w:rFonts w:eastAsia="Calibri" w:cs="Times New Roman"/>
-          <w:szCs w:val="24"/>
-          <w:lang w:eastAsia="en-US"/>
-        </w:rPr>
-        <w:t>»</w:t>
-      </w:r>
-      <w:r>
-        <w:rPr>
-          <w:rFonts w:eastAsia="Calibri" w:cs="Times New Roman"/>
-          <w:szCs w:val="24"/>
-          <w:lang w:eastAsia="en-US"/>
-        </w:rPr>
-        <w:t>____</w:t>
-      </w:r>
-      <w:r>
-        <w:rPr>
-          <w:rFonts w:eastAsia="Calibri" w:cs="Times New Roman"/>
-          <w:szCs w:val="24"/>
-          <w:lang w:eastAsia="en-US"/>
-        </w:rPr>
-        <w:t>20</w:t>
-      </w:r>
-      <w:r>
-        <w:rPr>
-          <w:rFonts w:eastAsia="Calibri" w:cs="Times New Roman"/>
-          <w:szCs w:val="24"/>
-          <w:lang w:eastAsia="en-US"/>
-        </w:rPr>
-        <w:t>____</w:t>
-      </w:r>
-      <w:r>
-        <w:rPr>
-          <w:rFonts w:eastAsia="Calibri" w:cs="Times New Roman"/>
-          <w:szCs w:val="24"/>
-          <w:lang w:eastAsia="en-US"/>
-        </w:rPr>
         <w:t>г.</w:t>
       </w:r>
     </w:p>
@@ -1309,6 +1396,7 @@
           <w:lang w:eastAsia="en-US"/>
         </w:rPr>
       </w:pPr>
+      <w:proofErr w:type="gramStart"/>
       <w:r>
         <w:rPr>
           <w:rFonts w:eastAsia="Calibri" w:cs="Times New Roman"/>
@@ -1341,7 +1429,16 @@
           <w:szCs w:val="24"/>
           <w:lang w:eastAsia="en-US"/>
         </w:rPr>
-        <w:t>_____________________________________________________________________</w:t>
+        <w:t>_</w:t>
+      </w:r>
+      <w:proofErr w:type="gramEnd"/>
+      <w:r>
+        <w:rPr>
+          <w:rFonts w:eastAsia="Calibri" w:cs="Times New Roman"/>
+          <w:szCs w:val="24"/>
+          <w:lang w:eastAsia="en-US"/>
+        </w:rPr>
+        <w:t>____________________________________________________________________</w:t>
       </w:r>
     </w:p>
     <w:p>
@@ -1360,7 +1457,6 @@
           <w:szCs w:val="24"/>
           <w:lang w:eastAsia="en-US"/>
         </w:rPr>
-        <w:lastRenderedPageBreak/>
         <w:t>Научный руководитель</w:t>
       </w:r>
       <w:r>
@@ -1377,7 +1473,25 @@
           <w:szCs w:val="24"/>
           <w:lang w:eastAsia="en-US"/>
         </w:rPr>
-        <w:t>________________________(______________________)</w:t>
+        <w:t>_______________________</w:t>
+      </w:r>
+      <w:proofErr w:type="gramStart"/>
+      <w:r>
+        <w:rPr>
+          <w:rFonts w:eastAsia="Calibri" w:cs="Times New Roman"/>
+          <w:szCs w:val="24"/>
+          <w:lang w:eastAsia="en-US"/>
+        </w:rPr>
+        <w:t>_(</w:t>
+      </w:r>
+      <w:proofErr w:type="gramEnd"/>
+      <w:r>
+        <w:rPr>
+          <w:rFonts w:eastAsia="Calibri" w:cs="Times New Roman"/>
+          <w:szCs w:val="24"/>
+          <w:lang w:eastAsia="en-US"/>
+        </w:rPr>
+        <w:t>______________________)</w:t>
       </w:r>
     </w:p>
     <w:p>
@@ -1395,6 +1509,7 @@
           <w:sz w:val="20"/>
           <w:szCs w:val="20"/>
         </w:rPr>
+        <w:lastRenderedPageBreak/>
         <w:t xml:space="preserve">                                                             </w:t>
       </w:r>
       <w:r>
@@ -1507,6 +1622,56 @@
           <w:szCs w:val="24"/>
           <w:lang w:eastAsia="en-US"/>
         </w:rPr>
+        <w:t>___</w:t>
+      </w:r>
+      <w:proofErr w:type="gramStart"/>
+      <w:r>
+        <w:rPr>
+          <w:rFonts w:eastAsia="Calibri" w:cs="Times New Roman"/>
+          <w:szCs w:val="24"/>
+          <w:lang w:eastAsia="en-US"/>
+        </w:rPr>
+        <w:t>_</w:t>
+      </w:r>
+      <w:r>
+        <w:rPr>
+          <w:rFonts w:eastAsia="Calibri" w:cs="Times New Roman"/>
+          <w:szCs w:val="24"/>
+          <w:lang w:eastAsia="en-US"/>
+        </w:rPr>
+        <w:t>»</w:t>
+      </w:r>
+      <w:r>
+        <w:rPr>
+          <w:rFonts w:eastAsia="Calibri" w:cs="Times New Roman"/>
+          <w:szCs w:val="24"/>
+          <w:lang w:eastAsia="en-US"/>
+        </w:rPr>
+        <w:t>_</w:t>
+      </w:r>
+      <w:proofErr w:type="gramEnd"/>
+      <w:r>
+        <w:rPr>
+          <w:rFonts w:eastAsia="Calibri" w:cs="Times New Roman"/>
+          <w:szCs w:val="24"/>
+          <w:lang w:eastAsia="en-US"/>
+        </w:rPr>
+        <w:t>___</w:t>
+      </w:r>
+      <w:r>
+        <w:rPr>
+          <w:rFonts w:eastAsia="Calibri" w:cs="Times New Roman"/>
+          <w:szCs w:val="24"/>
+          <w:lang w:eastAsia="en-US"/>
+        </w:rPr>
+        <w:t>20</w:t>
+      </w:r>
+      <w:r>
+        <w:rPr>
+          <w:rFonts w:eastAsia="Calibri" w:cs="Times New Roman"/>
+          <w:szCs w:val="24"/>
+          <w:lang w:eastAsia="en-US"/>
+        </w:rPr>
         <w:t>____</w:t>
       </w:r>
       <w:r>
@@ -1515,6 +1680,22 @@
           <w:szCs w:val="24"/>
           <w:lang w:eastAsia="en-US"/>
         </w:rPr>
+        <w:t>г. по «</w:t>
+      </w:r>
+      <w:r>
+        <w:rPr>
+          <w:rFonts w:eastAsia="Calibri" w:cs="Times New Roman"/>
+          <w:szCs w:val="24"/>
+          <w:lang w:eastAsia="en-US"/>
+        </w:rPr>
+        <w:t>____</w:t>
+      </w:r>
+      <w:r>
+        <w:rPr>
+          <w:rFonts w:eastAsia="Calibri" w:cs="Times New Roman"/>
+          <w:szCs w:val="24"/>
+          <w:lang w:eastAsia="en-US"/>
+        </w:rPr>
         <w:t>»</w:t>
       </w:r>
       <w:r>
@@ -1547,54 +1728,6 @@
           <w:szCs w:val="24"/>
           <w:lang w:eastAsia="en-US"/>
         </w:rPr>
-        <w:t>г. по «</w:t>
-      </w:r>
-      <w:r>
-        <w:rPr>
-          <w:rFonts w:eastAsia="Calibri" w:cs="Times New Roman"/>
-          <w:szCs w:val="24"/>
-          <w:lang w:eastAsia="en-US"/>
-        </w:rPr>
-        <w:t>____</w:t>
-      </w:r>
-      <w:r>
-        <w:rPr>
-          <w:rFonts w:eastAsia="Calibri" w:cs="Times New Roman"/>
-          <w:szCs w:val="24"/>
-          <w:lang w:eastAsia="en-US"/>
-        </w:rPr>
-        <w:t>»</w:t>
-      </w:r>
-      <w:r>
-        <w:rPr>
-          <w:rFonts w:eastAsia="Calibri" w:cs="Times New Roman"/>
-          <w:szCs w:val="24"/>
-          <w:lang w:eastAsia="en-US"/>
-        </w:rPr>
-        <w:t>____</w:t>
-      </w:r>
-      <w:r>
-        <w:rPr>
-          <w:rFonts w:eastAsia="Calibri" w:cs="Times New Roman"/>
-          <w:szCs w:val="24"/>
-          <w:lang w:eastAsia="en-US"/>
-        </w:rPr>
-        <w:t>20</w:t>
-      </w:r>
-      <w:r>
-        <w:rPr>
-          <w:rFonts w:eastAsia="Calibri" w:cs="Times New Roman"/>
-          <w:szCs w:val="24"/>
-          <w:lang w:eastAsia="en-US"/>
-        </w:rPr>
-        <w:t>____</w:t>
-      </w:r>
-      <w:r>
-        <w:rPr>
-          <w:rFonts w:eastAsia="Calibri" w:cs="Times New Roman"/>
-          <w:szCs w:val="24"/>
-          <w:lang w:eastAsia="en-US"/>
-        </w:rPr>
         <w:t>г.</w:t>
       </w:r>
     </w:p>
@@ -1619,7 +1752,25 @@
           <w:szCs w:val="24"/>
           <w:lang w:eastAsia="en-US"/>
         </w:rPr>
-        <w:t>«_____»___________20____г.</w:t>
+        <w:t>«____</w:t>
+      </w:r>
+      <w:proofErr w:type="gramStart"/>
+      <w:r>
+        <w:rPr>
+          <w:rFonts w:eastAsia="Calibri" w:cs="Times New Roman"/>
+          <w:szCs w:val="24"/>
+          <w:lang w:eastAsia="en-US"/>
+        </w:rPr>
+        <w:t>_»_</w:t>
+      </w:r>
+      <w:proofErr w:type="gramEnd"/>
+      <w:r>
+        <w:rPr>
+          <w:rFonts w:eastAsia="Calibri" w:cs="Times New Roman"/>
+          <w:szCs w:val="24"/>
+          <w:lang w:eastAsia="en-US"/>
+        </w:rPr>
+        <w:t>__________20____г.</w:t>
       </w:r>
     </w:p>
     <w:p>
@@ -1658,6 +1809,7 @@
           <w:lang w:eastAsia="en-US"/>
         </w:rPr>
       </w:pPr>
+      <w:proofErr w:type="gramStart"/>
       <w:r>
         <w:rPr>
           <w:rFonts w:eastAsia="Calibri" w:cs="Times New Roman"/>
@@ -1690,7 +1842,16 @@
           <w:szCs w:val="24"/>
           <w:lang w:eastAsia="en-US"/>
         </w:rPr>
-        <w:t>_____________________________________________________________________</w:t>
+        <w:t>_</w:t>
+      </w:r>
+      <w:proofErr w:type="gramEnd"/>
+      <w:r>
+        <w:rPr>
+          <w:rFonts w:eastAsia="Calibri" w:cs="Times New Roman"/>
+          <w:szCs w:val="24"/>
+          <w:lang w:eastAsia="en-US"/>
+        </w:rPr>
+        <w:t>____________________________________________________________________</w:t>
       </w:r>
     </w:p>
     <w:p>
@@ -1709,7 +1870,25 @@
           <w:szCs w:val="24"/>
           <w:lang w:eastAsia="en-US"/>
         </w:rPr>
-        <w:t>«_____»___________20____г.        ________________________(______________________)</w:t>
+        <w:t>«____</w:t>
+      </w:r>
+      <w:proofErr w:type="gramStart"/>
+      <w:r>
+        <w:rPr>
+          <w:rFonts w:eastAsia="Calibri" w:cs="Times New Roman"/>
+          <w:szCs w:val="24"/>
+          <w:lang w:eastAsia="en-US"/>
+        </w:rPr>
+        <w:t>_»_</w:t>
+      </w:r>
+      <w:proofErr w:type="gramEnd"/>
+      <w:r>
+        <w:rPr>
+          <w:rFonts w:eastAsia="Calibri" w:cs="Times New Roman"/>
+          <w:szCs w:val="24"/>
+          <w:lang w:eastAsia="en-US"/>
+        </w:rPr>
+        <w:t>__________20____г.        ________________________(______________________)</w:t>
       </w:r>
     </w:p>
     <w:p>

--- a/Novosibirsk_State_University/Дипломная работа/Отчет.docx
+++ b/Novosibirsk_State_University/Дипломная работа/Отчет.docx
@@ -337,16 +337,7 @@
           <w:szCs w:val="24"/>
           <w:lang w:eastAsia="en-US"/>
         </w:rPr>
-        <w:t>Цель практики</w:t>
-      </w:r>
-      <w:proofErr w:type="gramStart"/>
-      <w:r>
-        <w:rPr>
-          <w:rFonts w:eastAsia="Calibri" w:cs="Times New Roman"/>
-          <w:szCs w:val="24"/>
-          <w:lang w:eastAsia="en-US"/>
-        </w:rPr>
-        <w:t>:</w:t>
+        <w:t>Цель практики:</w:t>
       </w:r>
       <w:r>
         <w:rPr>
@@ -362,16 +353,23 @@
           <w:szCs w:val="24"/>
           <w:lang w:eastAsia="en-US"/>
         </w:rPr>
-        <w:t>Уменьшить</w:t>
-      </w:r>
-      <w:proofErr w:type="gramEnd"/>
-      <w:r>
-        <w:rPr>
-          <w:rFonts w:eastAsia="Calibri" w:cs="Times New Roman"/>
-          <w:szCs w:val="24"/>
-          <w:lang w:eastAsia="en-US"/>
-        </w:rPr>
-        <w:t xml:space="preserve"> скорость проведения эксперимента по изучению механизмов генерации синглетного кислорода, увеличить точность вычислений.</w:t>
+        <w:t xml:space="preserve">Уменьшить </w:t>
+      </w:r>
+      <w:r>
+        <w:rPr>
+          <w:rFonts w:eastAsia="Calibri" w:cs="Times New Roman"/>
+          <w:szCs w:val="24"/>
+          <w:lang w:eastAsia="en-US"/>
+        </w:rPr>
+        <w:t>время</w:t>
+      </w:r>
+      <w:r>
+        <w:rPr>
+          <w:rFonts w:eastAsia="Calibri" w:cs="Times New Roman"/>
+          <w:szCs w:val="24"/>
+          <w:lang w:eastAsia="en-US"/>
+        </w:rPr>
+        <w:t xml:space="preserve"> проведения эксперимента по изучению механизмов генерации синглетного кислорода, увеличить точность вычислений.</w:t>
       </w:r>
     </w:p>
     <w:p>
@@ -554,43 +552,7 @@
           <w:szCs w:val="24"/>
           <w:lang w:eastAsia="en-US"/>
         </w:rPr>
-        <w:t xml:space="preserve">Реализация </w:t>
-      </w:r>
-      <w:proofErr w:type="spellStart"/>
-      <w:r>
-        <w:rPr>
-          <w:rFonts w:eastAsia="Calibri" w:cs="Times New Roman"/>
-          <w:szCs w:val="24"/>
-          <w:lang w:eastAsia="en-US"/>
-        </w:rPr>
-        <w:t>автокалибровки</w:t>
-      </w:r>
-      <w:proofErr w:type="spellEnd"/>
-      <w:r>
-        <w:rPr>
-          <w:rFonts w:eastAsia="Calibri" w:cs="Times New Roman"/>
-          <w:szCs w:val="24"/>
-          <w:lang w:eastAsia="en-US"/>
-        </w:rPr>
-        <w:t xml:space="preserve"> через ПО на известном веществе или светодиоде, что очень важно для точного определения спектров ИК-люминесценции синглетного кислорода при </w:t>
-      </w:r>
-      <w:proofErr w:type="spellStart"/>
-      <w:r>
-        <w:rPr>
-          <w:rFonts w:eastAsia="Calibri" w:cs="Times New Roman"/>
-          <w:szCs w:val="24"/>
-          <w:lang w:eastAsia="en-US"/>
-        </w:rPr>
-        <w:t>фотовозбуждении</w:t>
-      </w:r>
-      <w:proofErr w:type="spellEnd"/>
-      <w:r>
-        <w:rPr>
-          <w:rFonts w:eastAsia="Calibri" w:cs="Times New Roman"/>
-          <w:szCs w:val="24"/>
-          <w:lang w:eastAsia="en-US"/>
-        </w:rPr>
-        <w:t xml:space="preserve"> малоизученных веществ. За счет этого программа сможет проверять корректность длины волны монохроматора.</w:t>
+        <w:t>Реализация автокалибровки через ПО на известном веществе или светодиоде, что очень важно для точного определения спектров ИК-люминесценции синглетного кислорода при фотовозбуждении малоизученных веществ. За счет этого программа сможет проверять корректность длины волны монохроматора.</w:t>
       </w:r>
     </w:p>
     <w:p>
@@ -1100,16 +1062,7 @@
           <w:szCs w:val="24"/>
           <w:lang w:eastAsia="en-US"/>
         </w:rPr>
-        <w:t>«____</w:t>
-      </w:r>
-      <w:proofErr w:type="gramStart"/>
-      <w:r>
-        <w:rPr>
-          <w:rFonts w:eastAsia="Calibri" w:cs="Times New Roman"/>
-          <w:szCs w:val="24"/>
-          <w:lang w:eastAsia="en-US"/>
-        </w:rPr>
-        <w:t>_</w:t>
+        <w:t>«_____</w:t>
       </w:r>
       <w:bookmarkStart w:id="5" w:name="_Hlk201831473"/>
       <w:r>
@@ -1127,16 +1080,7 @@
           <w:szCs w:val="24"/>
           <w:lang w:eastAsia="en-US"/>
         </w:rPr>
-        <w:t>_</w:t>
-      </w:r>
-      <w:proofErr w:type="gramEnd"/>
-      <w:r>
-        <w:rPr>
-          <w:rFonts w:eastAsia="Calibri" w:cs="Times New Roman"/>
-          <w:szCs w:val="24"/>
-          <w:lang w:eastAsia="en-US"/>
-        </w:rPr>
-        <w:t>__________20____г.        ________________________(______________________)</w:t>
+        <w:t>___________20____г.        ________________________(______________________)</w:t>
       </w:r>
     </w:p>
     <w:p>
@@ -1277,16 +1221,7 @@
           <w:szCs w:val="24"/>
           <w:lang w:eastAsia="en-US"/>
         </w:rPr>
-        <w:t>___</w:t>
-      </w:r>
-      <w:proofErr w:type="gramStart"/>
-      <w:r>
-        <w:rPr>
-          <w:rFonts w:eastAsia="Calibri" w:cs="Times New Roman"/>
-          <w:szCs w:val="24"/>
-          <w:lang w:eastAsia="en-US"/>
-        </w:rPr>
-        <w:t>_</w:t>
+        <w:t>____</w:t>
       </w:r>
       <w:r>
         <w:rPr>
@@ -1302,16 +1237,7 @@
           <w:szCs w:val="24"/>
           <w:lang w:eastAsia="en-US"/>
         </w:rPr>
-        <w:t>_</w:t>
-      </w:r>
-      <w:proofErr w:type="gramEnd"/>
-      <w:r>
-        <w:rPr>
-          <w:rFonts w:eastAsia="Calibri" w:cs="Times New Roman"/>
-          <w:szCs w:val="24"/>
-          <w:lang w:eastAsia="en-US"/>
-        </w:rPr>
-        <w:t>___</w:t>
+        <w:t>____</w:t>
       </w:r>
       <w:r>
         <w:rPr>
@@ -1396,7 +1322,6 @@
           <w:lang w:eastAsia="en-US"/>
         </w:rPr>
       </w:pPr>
-      <w:proofErr w:type="gramStart"/>
       <w:r>
         <w:rPr>
           <w:rFonts w:eastAsia="Calibri" w:cs="Times New Roman"/>
@@ -1429,16 +1354,7 @@
           <w:szCs w:val="24"/>
           <w:lang w:eastAsia="en-US"/>
         </w:rPr>
-        <w:t>_</w:t>
-      </w:r>
-      <w:proofErr w:type="gramEnd"/>
-      <w:r>
-        <w:rPr>
-          <w:rFonts w:eastAsia="Calibri" w:cs="Times New Roman"/>
-          <w:szCs w:val="24"/>
-          <w:lang w:eastAsia="en-US"/>
-        </w:rPr>
-        <w:t>____________________________________________________________________</w:t>
+        <w:t>_____________________________________________________________________</w:t>
       </w:r>
     </w:p>
     <w:p>
@@ -1473,25 +1389,7 @@
           <w:szCs w:val="24"/>
           <w:lang w:eastAsia="en-US"/>
         </w:rPr>
-        <w:t>_______________________</w:t>
-      </w:r>
-      <w:proofErr w:type="gramStart"/>
-      <w:r>
-        <w:rPr>
-          <w:rFonts w:eastAsia="Calibri" w:cs="Times New Roman"/>
-          <w:szCs w:val="24"/>
-          <w:lang w:eastAsia="en-US"/>
-        </w:rPr>
-        <w:t>_(</w:t>
-      </w:r>
-      <w:proofErr w:type="gramEnd"/>
-      <w:r>
-        <w:rPr>
-          <w:rFonts w:eastAsia="Calibri" w:cs="Times New Roman"/>
-          <w:szCs w:val="24"/>
-          <w:lang w:eastAsia="en-US"/>
-        </w:rPr>
-        <w:t>______________________)</w:t>
+        <w:t>________________________(______________________)</w:t>
       </w:r>
     </w:p>
     <w:p>
@@ -1622,16 +1520,7 @@
           <w:szCs w:val="24"/>
           <w:lang w:eastAsia="en-US"/>
         </w:rPr>
-        <w:t>___</w:t>
-      </w:r>
-      <w:proofErr w:type="gramStart"/>
-      <w:r>
-        <w:rPr>
-          <w:rFonts w:eastAsia="Calibri" w:cs="Times New Roman"/>
-          <w:szCs w:val="24"/>
-          <w:lang w:eastAsia="en-US"/>
-        </w:rPr>
-        <w:t>_</w:t>
+        <w:t>____</w:t>
       </w:r>
       <w:r>
         <w:rPr>
@@ -1647,16 +1536,7 @@
           <w:szCs w:val="24"/>
           <w:lang w:eastAsia="en-US"/>
         </w:rPr>
-        <w:t>_</w:t>
-      </w:r>
-      <w:proofErr w:type="gramEnd"/>
-      <w:r>
-        <w:rPr>
-          <w:rFonts w:eastAsia="Calibri" w:cs="Times New Roman"/>
-          <w:szCs w:val="24"/>
-          <w:lang w:eastAsia="en-US"/>
-        </w:rPr>
-        <w:t>___</w:t>
+        <w:t>____</w:t>
       </w:r>
       <w:r>
         <w:rPr>
@@ -1752,25 +1632,7 @@
           <w:szCs w:val="24"/>
           <w:lang w:eastAsia="en-US"/>
         </w:rPr>
-        <w:t>«____</w:t>
-      </w:r>
-      <w:proofErr w:type="gramStart"/>
-      <w:r>
-        <w:rPr>
-          <w:rFonts w:eastAsia="Calibri" w:cs="Times New Roman"/>
-          <w:szCs w:val="24"/>
-          <w:lang w:eastAsia="en-US"/>
-        </w:rPr>
-        <w:t>_»_</w:t>
-      </w:r>
-      <w:proofErr w:type="gramEnd"/>
-      <w:r>
-        <w:rPr>
-          <w:rFonts w:eastAsia="Calibri" w:cs="Times New Roman"/>
-          <w:szCs w:val="24"/>
-          <w:lang w:eastAsia="en-US"/>
-        </w:rPr>
-        <w:t>__________20____г.</w:t>
+        <w:t>«_____»___________20____г.</w:t>
       </w:r>
     </w:p>
     <w:p>
@@ -1809,7 +1671,6 @@
           <w:lang w:eastAsia="en-US"/>
         </w:rPr>
       </w:pPr>
-      <w:proofErr w:type="gramStart"/>
       <w:r>
         <w:rPr>
           <w:rFonts w:eastAsia="Calibri" w:cs="Times New Roman"/>
@@ -1842,16 +1703,7 @@
           <w:szCs w:val="24"/>
           <w:lang w:eastAsia="en-US"/>
         </w:rPr>
-        <w:t>_</w:t>
-      </w:r>
-      <w:proofErr w:type="gramEnd"/>
-      <w:r>
-        <w:rPr>
-          <w:rFonts w:eastAsia="Calibri" w:cs="Times New Roman"/>
-          <w:szCs w:val="24"/>
-          <w:lang w:eastAsia="en-US"/>
-        </w:rPr>
-        <w:t>____________________________________________________________________</w:t>
+        <w:t>_____________________________________________________________________</w:t>
       </w:r>
     </w:p>
     <w:p>
@@ -1870,25 +1722,7 @@
           <w:szCs w:val="24"/>
           <w:lang w:eastAsia="en-US"/>
         </w:rPr>
-        <w:t>«____</w:t>
-      </w:r>
-      <w:proofErr w:type="gramStart"/>
-      <w:r>
-        <w:rPr>
-          <w:rFonts w:eastAsia="Calibri" w:cs="Times New Roman"/>
-          <w:szCs w:val="24"/>
-          <w:lang w:eastAsia="en-US"/>
-        </w:rPr>
-        <w:t>_»_</w:t>
-      </w:r>
-      <w:proofErr w:type="gramEnd"/>
-      <w:r>
-        <w:rPr>
-          <w:rFonts w:eastAsia="Calibri" w:cs="Times New Roman"/>
-          <w:szCs w:val="24"/>
-          <w:lang w:eastAsia="en-US"/>
-        </w:rPr>
-        <w:t>__________20____г.        ________________________(______________________)</w:t>
+        <w:t>«_____»___________20____г.        ________________________(______________________)</w:t>
       </w:r>
     </w:p>
     <w:p>
